--- a/FSD MERN - Designing a Dynamic Front-end with React JAN 2026 batch 1/React JS Day 11- 22-02-2026.docx
+++ b/FSD MERN - Designing a Dynamic Front-end with React JAN 2026 batch 1/React JS Day 11- 22-02-2026.docx
@@ -74,47 +74,1385 @@
     <w:p>
       <w:pPr>
         <w:rPr>
+          <w:lang w:val="en-US"/>
+        </w:rPr>
+      </w:pPr>
+      <w:r>
+        <w:rPr>
+          <w:lang w:val="en-US"/>
+        </w:rPr>
+        <w:t xml:space="preserve">Testing is use to find the defect or error or bugs the application. </w:t>
+      </w:r>
+    </w:p>
+    <w:p>
+      <w:pPr>
+        <w:rPr>
+          <w:lang w:val="en-US"/>
+        </w:rPr>
+      </w:pPr>
+      <w:r>
+        <w:rPr>
+          <w:lang w:val="en-US"/>
+        </w:rPr>
+        <w:t xml:space="preserve">Testing mainly divided into 2 parts </w:t>
+      </w:r>
+    </w:p>
+    <w:p>
+      <w:pPr>
+        <w:rPr>
+          <w:lang w:val="en-US"/>
+        </w:rPr>
+      </w:pPr>
+      <w:r>
+        <w:rPr>
+          <w:lang w:val="en-US"/>
+        </w:rPr>
+        <w:t xml:space="preserve">Manually testing </w:t>
+      </w:r>
+    </w:p>
+    <w:p>
+      <w:pPr>
+        <w:rPr>
+          <w:lang w:val="en-US"/>
+        </w:rPr>
+      </w:pPr>
+      <w:r>
+        <w:rPr>
+          <w:lang w:val="en-US"/>
+        </w:rPr>
+        <w:t xml:space="preserve">Automation testing </w:t>
+      </w:r>
+    </w:p>
+    <w:p>
+      <w:pPr>
+        <w:rPr>
+          <w:lang w:val="en-US"/>
+        </w:rPr>
+      </w:pPr>
+    </w:p>
+    <w:p>
+      <w:pPr>
+        <w:rPr>
+          <w:lang w:val="en-US"/>
+        </w:rPr>
+      </w:pPr>
+      <w:r>
+        <w:rPr>
+          <w:lang w:val="en-US"/>
+        </w:rPr>
+        <w:t xml:space="preserve">Black box testing </w:t>
+      </w:r>
+    </w:p>
+    <w:p>
+      <w:pPr>
+        <w:rPr>
+          <w:lang w:val="en-US"/>
+        </w:rPr>
+      </w:pPr>
+      <w:r>
+        <w:rPr>
+          <w:lang w:val="en-US"/>
+        </w:rPr>
+        <w:tab/>
+        <w:t xml:space="preserve">Input </w:t>
+      </w:r>
+      <w:r>
+        <w:rPr>
+          <w:lang w:val="en-US"/>
+        </w:rPr>
+        <w:tab/>
+      </w:r>
+      <w:r>
+        <w:rPr>
+          <w:lang w:val="en-US"/>
+        </w:rPr>
+        <w:tab/>
+      </w:r>
+      <w:r>
+        <w:rPr>
+          <w:lang w:val="en-US"/>
+        </w:rPr>
+        <w:tab/>
+      </w:r>
+      <w:r>
+        <w:rPr>
+          <w:highlight w:val="yellow"/>
+          <w:lang w:val="en-US"/>
+        </w:rPr>
+        <w:t>Process</w:t>
+      </w:r>
+      <w:r>
+        <w:rPr>
+          <w:lang w:val="en-US"/>
+        </w:rPr>
+        <w:t xml:space="preserve"> </w:t>
+      </w:r>
+      <w:r>
+        <w:rPr>
+          <w:lang w:val="en-US"/>
+        </w:rPr>
+        <w:tab/>
+      </w:r>
+      <w:r>
+        <w:rPr>
+          <w:lang w:val="en-US"/>
+        </w:rPr>
+        <w:tab/>
+      </w:r>
+      <w:r>
+        <w:rPr>
+          <w:lang w:val="en-US"/>
+        </w:rPr>
+        <w:tab/>
+        <w:t xml:space="preserve">Output </w:t>
+      </w:r>
+    </w:p>
+    <w:p>
+      <w:pPr>
+        <w:rPr>
+          <w:lang w:val="en-US"/>
+        </w:rPr>
+      </w:pPr>
+      <w:r>
+        <w:rPr>
+          <w:lang w:val="en-US"/>
+        </w:rPr>
+        <w:t xml:space="preserve">White box testing </w:t>
+      </w:r>
+    </w:p>
+    <w:p>
+      <w:pPr>
+        <w:rPr>
+          <w:lang w:val="en-US"/>
+        </w:rPr>
+      </w:pPr>
+    </w:p>
+    <w:p>
+      <w:pPr>
+        <w:rPr>
+          <w:lang w:val="en-US"/>
+        </w:rPr>
+      </w:pPr>
+      <w:r>
+        <w:rPr>
+          <w:lang w:val="en-US"/>
+        </w:rPr>
+        <w:tab/>
+      </w:r>
+      <w:r>
+        <w:rPr>
+          <w:highlight w:val="yellow"/>
+          <w:lang w:val="en-US"/>
+        </w:rPr>
+        <w:t xml:space="preserve">Input </w:t>
+      </w:r>
+      <w:r>
+        <w:rPr>
+          <w:highlight w:val="yellow"/>
+          <w:lang w:val="en-US"/>
+        </w:rPr>
+        <w:tab/>
+      </w:r>
+      <w:r>
+        <w:rPr>
+          <w:highlight w:val="yellow"/>
+          <w:lang w:val="en-US"/>
+        </w:rPr>
+        <w:tab/>
+      </w:r>
+      <w:r>
+        <w:rPr>
+          <w:highlight w:val="yellow"/>
+          <w:lang w:val="en-US"/>
+        </w:rPr>
+        <w:tab/>
+        <w:t xml:space="preserve">Process </w:t>
+      </w:r>
+      <w:r>
+        <w:rPr>
+          <w:highlight w:val="yellow"/>
+          <w:lang w:val="en-US"/>
+        </w:rPr>
+        <w:tab/>
+      </w:r>
+      <w:r>
+        <w:rPr>
+          <w:highlight w:val="yellow"/>
+          <w:lang w:val="en-US"/>
+        </w:rPr>
+        <w:tab/>
+      </w:r>
+      <w:r>
+        <w:rPr>
+          <w:highlight w:val="yellow"/>
+          <w:lang w:val="en-US"/>
+        </w:rPr>
+        <w:tab/>
+        <w:t>Output</w:t>
+      </w:r>
+    </w:p>
+    <w:p>
+      <w:pPr>
+        <w:rPr>
+          <w:lang w:val="en-US"/>
+        </w:rPr>
+      </w:pPr>
+      <w:r>
+        <w:rPr>
+          <w:lang w:val="en-US"/>
+        </w:rPr>
+        <w:t xml:space="preserve">Test the any application without main or without entry of the application. </w:t>
+      </w:r>
+    </w:p>
+    <w:p>
+      <w:pPr>
+        <w:rPr>
+          <w:lang w:val="en-US"/>
+        </w:rPr>
+      </w:pPr>
+      <w:r>
+        <w:rPr>
+          <w:lang w:val="en-US"/>
+        </w:rPr>
+        <w:t xml:space="preserve">UI Testing </w:t>
+      </w:r>
+    </w:p>
+    <w:p>
+      <w:pPr>
+        <w:rPr>
+          <w:lang w:val="en-US"/>
+        </w:rPr>
+      </w:pPr>
+    </w:p>
+    <w:p>
+      <w:pPr>
+        <w:rPr>
+          <w:highlight w:val="yellow"/>
+          <w:lang w:val="en-US"/>
+        </w:rPr>
+      </w:pPr>
+    </w:p>
+    <w:p>
+      <w:pPr>
+        <w:rPr>
+          <w:highlight w:val="yellow"/>
+          <w:lang w:val="en-US"/>
+        </w:rPr>
+      </w:pPr>
+    </w:p>
+    <w:p>
+      <w:pPr>
+        <w:rPr>
+          <w:highlight w:val="yellow"/>
+          <w:lang w:val="en-US"/>
+        </w:rPr>
+      </w:pPr>
+    </w:p>
+    <w:p>
+      <w:pPr>
+        <w:rPr>
+          <w:highlight w:val="yellow"/>
+          <w:lang w:val="en-US"/>
+        </w:rPr>
+      </w:pPr>
+    </w:p>
+    <w:p>
+      <w:pPr>
+        <w:rPr>
+          <w:highlight w:val="yellow"/>
+          <w:lang w:val="en-US"/>
+        </w:rPr>
+      </w:pPr>
+    </w:p>
+    <w:p>
+      <w:pPr>
+        <w:rPr>
+          <w:highlight w:val="yellow"/>
+          <w:lang w:val="en-US"/>
+        </w:rPr>
+      </w:pPr>
+    </w:p>
+    <w:p>
+      <w:pPr>
+        <w:rPr>
+          <w:highlight w:val="yellow"/>
+          <w:lang w:val="en-US"/>
+        </w:rPr>
+      </w:pPr>
+    </w:p>
+    <w:p>
+      <w:pPr>
+        <w:rPr>
+          <w:highlight w:val="yellow"/>
+          <w:lang w:val="en-US"/>
+        </w:rPr>
+      </w:pPr>
+    </w:p>
+    <w:p>
+      <w:pPr>
+        <w:rPr>
+          <w:lang w:val="en-US"/>
+        </w:rPr>
+      </w:pPr>
+      <w:r>
+        <w:rPr>
+          <w:highlight w:val="yellow"/>
+          <w:lang w:val="en-US"/>
+        </w:rPr>
+        <w:lastRenderedPageBreak/>
+        <w:t>Unit Testing</w:t>
+      </w:r>
+      <w:r>
+        <w:rPr>
+          <w:lang w:val="en-US"/>
+        </w:rPr>
+        <w:t xml:space="preserve"> : Unit testing is a type of white box testing which help to test function functionality working not. Unit smallest code which work independently in function or method or Component etc. </w:t>
+      </w:r>
+    </w:p>
+    <w:p>
+      <w:pPr>
+        <w:rPr>
+          <w:lang w:val="en-US"/>
+        </w:rPr>
+      </w:pPr>
+      <w:r>
+        <w:rPr>
+          <w:lang w:val="en-US"/>
+        </w:rPr>
+        <w:t xml:space="preserve">Junit </w:t>
+      </w:r>
+    </w:p>
+    <w:p>
+      <w:pPr>
+        <w:rPr>
+          <w:lang w:val="en-US"/>
+        </w:rPr>
+      </w:pPr>
+      <w:r>
+        <w:rPr>
+          <w:lang w:val="en-US"/>
+        </w:rPr>
+        <w:t xml:space="preserve">Nunit </w:t>
+      </w:r>
+    </w:p>
+    <w:p>
+      <w:pPr>
+        <w:rPr>
+          <w:lang w:val="en-US"/>
+        </w:rPr>
+      </w:pPr>
+      <w:r>
+        <w:rPr>
+          <w:lang w:val="en-US"/>
+        </w:rPr>
+        <w:t xml:space="preserve">UI Testing </w:t>
+      </w:r>
+    </w:p>
+    <w:p>
+      <w:pPr>
+        <w:rPr>
+          <w:lang w:val="en-US"/>
+        </w:rPr>
+      </w:pPr>
+      <w:r>
+        <w:rPr>
+          <w:highlight w:val="yellow"/>
+          <w:lang w:val="en-US"/>
+        </w:rPr>
+        <w:t>Jasmine</w:t>
+      </w:r>
+      <w:r>
+        <w:rPr>
+          <w:lang w:val="en-US"/>
+        </w:rPr>
+        <w:t xml:space="preserve"> </w:t>
+      </w:r>
+      <w:r>
+        <w:rPr>
+          <w:lang w:val="en-US"/>
+        </w:rPr>
+        <w:tab/>
+        <w:t xml:space="preserve">: Core JS application. </w:t>
+      </w:r>
+    </w:p>
+    <w:p>
+      <w:pPr>
+        <w:rPr>
+          <w:lang w:val="en-US"/>
+        </w:rPr>
+      </w:pPr>
+      <w:r>
+        <w:rPr>
+          <w:lang w:val="en-US"/>
+        </w:rPr>
+        <w:tab/>
+      </w:r>
+      <w:r>
+        <w:rPr>
+          <w:lang w:val="en-US"/>
+        </w:rPr>
+        <w:tab/>
+      </w:r>
+      <w:r>
+        <w:rPr>
+          <w:highlight w:val="yellow"/>
+          <w:lang w:val="en-US"/>
+        </w:rPr>
+        <w:t>Angular by default configure jasmine with Karma testing tool</w:t>
+      </w:r>
+      <w:r>
+        <w:rPr>
+          <w:lang w:val="en-US"/>
+        </w:rPr>
+        <w:t xml:space="preserve">. </w:t>
+      </w:r>
+    </w:p>
+    <w:p>
+      <w:pPr>
+        <w:rPr>
+          <w:lang w:val="en-US"/>
+        </w:rPr>
+      </w:pPr>
+      <w:r>
+        <w:rPr>
+          <w:highlight w:val="yellow"/>
+          <w:lang w:val="en-US"/>
+        </w:rPr>
+        <w:t>JEST</w:t>
+      </w:r>
+      <w:r>
+        <w:rPr>
+          <w:lang w:val="en-US"/>
+        </w:rPr>
+        <w:t xml:space="preserve"> </w:t>
+      </w:r>
+      <w:r>
+        <w:rPr>
+          <w:lang w:val="en-US"/>
+        </w:rPr>
+        <w:tab/>
+      </w:r>
+      <w:r>
+        <w:rPr>
+          <w:lang w:val="en-US"/>
+        </w:rPr>
+        <w:tab/>
+        <w:t>: Third party framework provided by Facebook.</w:t>
+      </w:r>
+    </w:p>
+    <w:p>
+      <w:pPr>
+        <w:rPr>
+          <w:lang w:val="en-US"/>
+        </w:rPr>
+      </w:pPr>
+      <w:r>
+        <w:rPr>
+          <w:lang w:val="en-US"/>
+        </w:rPr>
+        <w:tab/>
+      </w:r>
+      <w:r>
+        <w:rPr>
+          <w:lang w:val="en-US"/>
+        </w:rPr>
+        <w:tab/>
+      </w:r>
+      <w:r>
+        <w:rPr>
+          <w:lang w:val="en-US"/>
+        </w:rPr>
+        <w:tab/>
+      </w:r>
+      <w:r>
+        <w:rPr>
+          <w:highlight w:val="yellow"/>
+          <w:lang w:val="en-US"/>
+        </w:rPr>
+        <w:t>React JS with JEST</w:t>
+      </w:r>
+      <w:r>
+        <w:rPr>
+          <w:lang w:val="en-US"/>
+        </w:rPr>
+        <w:t xml:space="preserve"> </w:t>
+      </w:r>
+    </w:p>
+    <w:p>
+      <w:pPr>
+        <w:rPr>
+          <w:lang w:val="en-US"/>
+        </w:rPr>
+      </w:pPr>
+      <w:r>
+        <w:rPr>
+          <w:highlight w:val="yellow"/>
+          <w:lang w:val="en-US"/>
+        </w:rPr>
+        <w:t>Mocha with Chai</w:t>
+      </w:r>
+      <w:r>
+        <w:rPr>
+          <w:lang w:val="en-US"/>
+        </w:rPr>
+        <w:t xml:space="preserve"> </w:t>
+      </w:r>
+    </w:p>
+    <w:p>
+      <w:pPr>
+        <w:rPr>
+          <w:lang w:val="en-US"/>
+        </w:rPr>
+      </w:pPr>
+      <w:r>
+        <w:rPr>
+          <w:lang w:val="en-US"/>
+        </w:rPr>
+        <w:tab/>
+      </w:r>
+      <w:r>
+        <w:rPr>
+          <w:lang w:val="en-US"/>
+        </w:rPr>
+        <w:tab/>
+      </w:r>
+      <w:r>
+        <w:rPr>
+          <w:lang w:val="en-US"/>
+        </w:rPr>
+        <w:tab/>
+      </w:r>
+      <w:r>
+        <w:rPr>
+          <w:highlight w:val="yellow"/>
+          <w:lang w:val="en-US"/>
+        </w:rPr>
+        <w:t>Node JS with Mocha</w:t>
+      </w:r>
+      <w:r>
+        <w:rPr>
+          <w:lang w:val="en-US"/>
+        </w:rPr>
+        <w:t xml:space="preserve"> with Chai third party library </w:t>
+      </w:r>
+    </w:p>
+    <w:p>
+      <w:pPr>
+        <w:rPr>
+          <w:lang w:val="en-US"/>
+        </w:rPr>
+      </w:pPr>
+      <w:r>
+        <w:rPr>
+          <w:lang w:val="en-US"/>
+        </w:rPr>
+        <w:tab/>
+      </w:r>
+    </w:p>
+    <w:p>
+      <w:pPr>
+        <w:rPr>
+          <w:lang w:val="en-US"/>
+        </w:rPr>
+      </w:pPr>
+    </w:p>
+    <w:p>
+      <w:pPr>
+        <w:rPr>
+          <w:lang w:val="en-US"/>
+        </w:rPr>
+      </w:pPr>
+      <w:r>
+        <w:rPr>
+          <w:lang w:val="en-US"/>
+        </w:rPr>
+        <w:t>function add(a,b) {</w:t>
+      </w:r>
+    </w:p>
+    <w:p>
+      <w:pPr>
+        <w:rPr>
+          <w:lang w:val="en-US"/>
+        </w:rPr>
+      </w:pPr>
+      <w:r>
+        <w:rPr>
+          <w:lang w:val="en-US"/>
+        </w:rPr>
+        <w:tab/>
+        <w:t>let sum = 0;</w:t>
+      </w:r>
+    </w:p>
+    <w:p>
+      <w:pPr>
+        <w:rPr>
+          <w:lang w:val="en-US"/>
+        </w:rPr>
+      </w:pPr>
+      <w:r>
+        <w:rPr>
+          <w:lang w:val="en-US"/>
+        </w:rPr>
+        <w:tab/>
+        <w:t>return sum;</w:t>
+      </w:r>
+    </w:p>
+    <w:p>
+      <w:pPr>
+        <w:rPr>
+          <w:lang w:val="en-US"/>
+        </w:rPr>
+      </w:pPr>
+      <w:r>
+        <w:rPr>
+          <w:lang w:val="en-US"/>
+        </w:rPr>
+        <w:t>}</w:t>
+      </w:r>
+    </w:p>
+    <w:p>
+      <w:pPr>
+        <w:rPr>
+          <w:lang w:val="en-US"/>
+        </w:rPr>
+      </w:pPr>
+    </w:p>
+    <w:p>
+      <w:pPr>
+        <w:rPr>
+          <w:lang w:val="en-US"/>
+        </w:rPr>
+      </w:pPr>
+      <w:r>
+        <w:rPr>
+          <w:lang w:val="en-US"/>
+        </w:rPr>
+        <w:t xml:space="preserve">We need html page. </w:t>
+      </w:r>
+    </w:p>
+    <w:p>
+      <w:pPr>
+        <w:rPr>
+          <w:lang w:val="en-US"/>
+        </w:rPr>
+      </w:pPr>
+    </w:p>
+    <w:p>
+      <w:pPr>
+        <w:rPr>
+          <w:lang w:val="en-US"/>
+        </w:rPr>
+      </w:pPr>
+      <w:r>
+        <w:rPr>
+          <w:lang w:val="en-US"/>
+        </w:rPr>
+        <w:t xml:space="preserve">React JS </w:t>
+      </w:r>
+    </w:p>
+    <w:p>
+      <w:pPr>
+        <w:rPr>
+          <w:lang w:val="en-US"/>
+        </w:rPr>
+      </w:pPr>
+    </w:p>
+    <w:p>
+      <w:pPr>
+        <w:rPr>
+          <w:lang w:val="en-US"/>
+        </w:rPr>
+      </w:pPr>
+      <w:r>
+        <w:rPr>
+          <w:lang w:val="en-US"/>
+        </w:rPr>
+        <w:t xml:space="preserve">App.jsx </w:t>
+      </w:r>
+      <w:r>
+        <w:rPr>
+          <w:lang w:val="en-US"/>
+        </w:rPr>
+        <w:tab/>
+        <w:t>-</w:t>
+      </w:r>
+      <w:r>
+        <w:rPr>
+          <w:lang w:val="en-US"/>
+        </w:rPr>
+        <w:sym w:font="Wingdings" w:char="F0E0"/>
+      </w:r>
+      <w:r>
+        <w:rPr>
+          <w:lang w:val="en-US"/>
+        </w:rPr>
+        <w:t xml:space="preserve"> Root component </w:t>
+      </w:r>
+    </w:p>
+    <w:p>
+      <w:pPr>
+        <w:rPr>
+          <w:lang w:val="en-US"/>
+        </w:rPr>
+      </w:pPr>
+    </w:p>
+    <w:p>
+      <w:pPr>
+        <w:rPr>
+          <w:lang w:val="en-US"/>
+        </w:rPr>
+      </w:pPr>
+      <w:r>
+        <w:rPr>
+          <w:lang w:val="en-US"/>
+        </w:rPr>
+        <w:t xml:space="preserve">Hello.jsx </w:t>
+      </w:r>
+      <w:r>
+        <w:rPr>
+          <w:lang w:val="en-US"/>
+        </w:rPr>
+        <w:tab/>
+      </w:r>
+      <w:r>
+        <w:rPr>
+          <w:lang w:val="en-US"/>
+        </w:rPr>
+        <w:tab/>
+      </w:r>
+      <w:r>
+        <w:rPr>
+          <w:lang w:val="en-US"/>
+        </w:rPr>
+        <w:tab/>
+        <w:t>:</w:t>
+      </w:r>
+      <w:r>
+        <w:rPr>
+          <w:lang w:val="en-US"/>
+        </w:rPr>
+        <w:tab/>
+      </w:r>
+      <w:r>
+        <w:rPr>
+          <w:lang w:val="en-US"/>
+        </w:rPr>
+        <w:tab/>
+        <w:t xml:space="preserve">code or dom </w:t>
+      </w:r>
+    </w:p>
+    <w:p>
+      <w:pPr>
+        <w:rPr>
+          <w:lang w:val="en-US"/>
+        </w:rPr>
+      </w:pPr>
+    </w:p>
+    <w:p>
+      <w:pPr>
+        <w:rPr>
+          <w:lang w:val="en-US"/>
+        </w:rPr>
+      </w:pPr>
+    </w:p>
+    <w:p>
+      <w:pPr>
+        <w:rPr>
+          <w:lang w:val="en-US"/>
+        </w:rPr>
+      </w:pPr>
+    </w:p>
+    <w:p>
+      <w:pPr>
+        <w:rPr>
+          <w:lang w:val="en-US"/>
+        </w:rPr>
+      </w:pPr>
+      <w:r>
+        <w:rPr>
+          <w:lang w:val="en-US"/>
+        </w:rPr>
+        <w:lastRenderedPageBreak/>
+        <w:t>npm install create-react-app -g</w:t>
+      </w:r>
+    </w:p>
+    <w:p>
+      <w:pPr>
+        <w:rPr>
+          <w:lang w:val="en-US"/>
+        </w:rPr>
+      </w:pPr>
+      <w:r>
+        <w:rPr>
+          <w:lang w:val="en-US"/>
+        </w:rPr>
+        <w:t xml:space="preserve">create-react-app </w:t>
+      </w:r>
+      <w:r>
+        <w:rPr>
+          <w:highlight w:val="yellow"/>
+          <w:lang w:val="en-US"/>
+        </w:rPr>
+        <w:t>react-demo</w:t>
+      </w:r>
+    </w:p>
+    <w:p>
+      <w:pPr>
+        <w:rPr>
+          <w:lang w:val="en-US"/>
+        </w:rPr>
+      </w:pPr>
+      <w:r>
+        <w:rPr>
+          <w:lang w:val="en-US"/>
+        </w:rPr>
+        <w:t xml:space="preserve">when we create project using create-react-app this module by default configure jest testing library </w:t>
+      </w:r>
+    </w:p>
+    <w:p>
+      <w:pPr>
+        <w:rPr>
+          <w:lang w:val="en-US"/>
+        </w:rPr>
+      </w:pPr>
+    </w:p>
+    <w:p>
+      <w:pPr>
+        <w:rPr>
+          <w:lang w:val="en-US"/>
+        </w:rPr>
+      </w:pPr>
+      <w:r>
+        <w:rPr>
+          <w:lang w:val="en-US"/>
+        </w:rPr>
+        <w:t xml:space="preserve">But when we create react js project </w:t>
+      </w:r>
+      <w:r>
+        <w:rPr>
+          <w:highlight w:val="yellow"/>
+          <w:lang w:val="en-US"/>
+        </w:rPr>
+        <w:t>vite framework</w:t>
+      </w:r>
+      <w:r>
+        <w:rPr>
+          <w:lang w:val="en-US"/>
+        </w:rPr>
+        <w:t xml:space="preserve">. </w:t>
+      </w:r>
+    </w:p>
+    <w:p>
+      <w:pPr>
+        <w:rPr>
+          <w:lang w:val="en-US"/>
+        </w:rPr>
+      </w:pPr>
+    </w:p>
+    <w:p>
+      <w:pPr>
+        <w:rPr>
+          <w:lang w:val="en-US"/>
+        </w:rPr>
+      </w:pPr>
+      <w:r>
+        <w:rPr>
+          <w:lang w:val="en-US"/>
+        </w:rPr>
+        <w:t xml:space="preserve">Creating react js project </w:t>
+      </w:r>
+    </w:p>
+    <w:p>
+      <w:pPr>
+        <w:rPr>
           <w:b/>
           <w:bCs/>
           <w:lang w:val="en-US"/>
         </w:rPr>
       </w:pPr>
-    </w:p>
-    <w:p>
-      <w:pPr>
-        <w:rPr>
-          <w:lang w:val="en-US"/>
-        </w:rPr>
-      </w:pPr>
-    </w:p>
-    <w:p>
-      <w:pPr>
-        <w:rPr>
-          <w:lang w:val="en-US"/>
-        </w:rPr>
-      </w:pPr>
-    </w:p>
-    <w:p>
-      <w:pPr>
-        <w:ind w:left="360"/>
-        <w:rPr>
-          <w:lang w:val="en-US"/>
-        </w:rPr>
-      </w:pPr>
-    </w:p>
-    <w:p>
-      <w:pPr>
-        <w:rPr>
-          <w:lang w:val="en-US"/>
-        </w:rPr>
-      </w:pPr>
-    </w:p>
-    <w:p>
-      <w:pPr>
-        <w:rPr>
-          <w:lang w:val="en-US"/>
-        </w:rPr>
-      </w:pPr>
+      <w:r>
+        <w:rPr>
+          <w:b/>
+          <w:bCs/>
+          <w:lang w:val="en-US"/>
+        </w:rPr>
+        <w:t>npm create vite@latest react-test-app</w:t>
+      </w:r>
+    </w:p>
+    <w:p>
+      <w:pPr>
+        <w:rPr>
+          <w:lang w:val="en-US"/>
+        </w:rPr>
+      </w:pPr>
+      <w:r>
+        <w:rPr>
+          <w:highlight w:val="yellow"/>
+          <w:lang w:val="en-US"/>
+        </w:rPr>
+        <w:t>cd react-test-app</w:t>
+      </w:r>
+    </w:p>
+    <w:p>
+      <w:pPr>
+        <w:rPr>
+          <w:lang w:val="en-US"/>
+        </w:rPr>
+      </w:pPr>
+      <w:r>
+        <w:rPr>
+          <w:lang w:val="en-US"/>
+        </w:rPr>
+        <w:t xml:space="preserve">then install below dependencies </w:t>
+      </w:r>
+    </w:p>
+    <w:p>
+      <w:pPr>
+        <w:rPr>
+          <w:highlight w:val="yellow"/>
+          <w:lang w:val="en-US"/>
+        </w:rPr>
+      </w:pPr>
+      <w:r>
+        <w:rPr>
+          <w:highlight w:val="yellow"/>
+          <w:lang w:val="en-US"/>
+        </w:rPr>
+        <w:t>npm install -D vitest jsdom @testing-library/react @testing-library/jest-dom</w:t>
+      </w:r>
+    </w:p>
+    <w:p>
+      <w:pPr>
+        <w:rPr>
+          <w:lang w:val="en-US"/>
+        </w:rPr>
+      </w:pPr>
+      <w:r>
+        <w:rPr>
+          <w:highlight w:val="yellow"/>
+          <w:lang w:val="en-US"/>
+        </w:rPr>
+        <w:t>npm install @testing-library/user-event</w:t>
+      </w:r>
+    </w:p>
+    <w:p>
+      <w:pPr>
+        <w:rPr>
+          <w:lang w:val="en-US"/>
+        </w:rPr>
+      </w:pPr>
+    </w:p>
+    <w:p>
+      <w:pPr>
+        <w:rPr>
+          <w:lang w:val="en-US"/>
+        </w:rPr>
+      </w:pPr>
+      <w:r>
+        <w:rPr>
+          <w:lang w:val="en-US"/>
+        </w:rPr>
+        <w:t>configure the vite.confiure.js</w:t>
+      </w:r>
+    </w:p>
+    <w:p>
+      <w:pPr>
+        <w:rPr>
+          <w:lang w:val="en-US"/>
+        </w:rPr>
+      </w:pPr>
+    </w:p>
+    <w:p>
+      <w:pPr>
+        <w:rPr>
+          <w:highlight w:val="yellow"/>
+          <w:lang w:val="en-US"/>
+        </w:rPr>
+      </w:pPr>
+      <w:r>
+        <w:rPr>
+          <w:highlight w:val="yellow"/>
+          <w:lang w:val="en-US"/>
+        </w:rPr>
+        <w:t>import { defineConfig } from "vite";</w:t>
+      </w:r>
+    </w:p>
+    <w:p>
+      <w:pPr>
+        <w:rPr>
+          <w:highlight w:val="yellow"/>
+          <w:lang w:val="en-US"/>
+        </w:rPr>
+      </w:pPr>
+      <w:r>
+        <w:rPr>
+          <w:highlight w:val="yellow"/>
+          <w:lang w:val="en-US"/>
+        </w:rPr>
+        <w:t>import react from "@vitejs/plugin-react";</w:t>
+      </w:r>
+    </w:p>
+    <w:p>
+      <w:pPr>
+        <w:rPr>
+          <w:highlight w:val="yellow"/>
+          <w:lang w:val="en-US"/>
+        </w:rPr>
+      </w:pPr>
+      <w:r>
+        <w:rPr>
+          <w:highlight w:val="yellow"/>
+          <w:lang w:val="en-US"/>
+        </w:rPr>
+        <w:t>export default defineConfig({</w:t>
+      </w:r>
+    </w:p>
+    <w:p>
+      <w:pPr>
+        <w:rPr>
+          <w:highlight w:val="yellow"/>
+          <w:lang w:val="en-US"/>
+        </w:rPr>
+      </w:pPr>
+      <w:r>
+        <w:rPr>
+          <w:highlight w:val="yellow"/>
+          <w:lang w:val="en-US"/>
+        </w:rPr>
+        <w:t xml:space="preserve">  plugins: [react()],</w:t>
+      </w:r>
+    </w:p>
+    <w:p>
+      <w:pPr>
+        <w:rPr>
+          <w:highlight w:val="yellow"/>
+          <w:lang w:val="en-US"/>
+        </w:rPr>
+      </w:pPr>
+      <w:r>
+        <w:rPr>
+          <w:highlight w:val="yellow"/>
+          <w:lang w:val="en-US"/>
+        </w:rPr>
+        <w:t xml:space="preserve">  test: {</w:t>
+      </w:r>
+    </w:p>
+    <w:p>
+      <w:pPr>
+        <w:rPr>
+          <w:highlight w:val="yellow"/>
+          <w:lang w:val="en-US"/>
+        </w:rPr>
+      </w:pPr>
+      <w:r>
+        <w:rPr>
+          <w:highlight w:val="yellow"/>
+          <w:lang w:val="en-US"/>
+        </w:rPr>
+        <w:t xml:space="preserve">    environment: "jsdom",</w:t>
+      </w:r>
+    </w:p>
+    <w:p>
+      <w:pPr>
+        <w:rPr>
+          <w:highlight w:val="yellow"/>
+          <w:lang w:val="en-US"/>
+        </w:rPr>
+      </w:pPr>
+      <w:r>
+        <w:rPr>
+          <w:highlight w:val="yellow"/>
+          <w:lang w:val="en-US"/>
+        </w:rPr>
+        <w:t xml:space="preserve">    setupFiles: "./src/setupTests.js",</w:t>
+      </w:r>
+    </w:p>
+    <w:p>
+      <w:pPr>
+        <w:rPr>
+          <w:highlight w:val="yellow"/>
+          <w:lang w:val="en-US"/>
+        </w:rPr>
+      </w:pPr>
+      <w:r>
+        <w:rPr>
+          <w:highlight w:val="yellow"/>
+          <w:lang w:val="en-US"/>
+        </w:rPr>
+        <w:t xml:space="preserve">    globals: true, </w:t>
+      </w:r>
+    </w:p>
+    <w:p>
+      <w:pPr>
+        <w:rPr>
+          <w:highlight w:val="yellow"/>
+          <w:lang w:val="en-US"/>
+        </w:rPr>
+      </w:pPr>
+      <w:r>
+        <w:rPr>
+          <w:highlight w:val="yellow"/>
+          <w:lang w:val="en-US"/>
+        </w:rPr>
+        <w:t xml:space="preserve">  },</w:t>
+      </w:r>
+    </w:p>
+    <w:p>
+      <w:pPr>
+        <w:rPr>
+          <w:lang w:val="en-US"/>
+        </w:rPr>
+      </w:pPr>
+      <w:r>
+        <w:rPr>
+          <w:highlight w:val="yellow"/>
+          <w:lang w:val="en-US"/>
+        </w:rPr>
+        <w:t>});</w:t>
+      </w:r>
+    </w:p>
+    <w:p>
+      <w:pPr>
+        <w:rPr>
+          <w:lang w:val="en-US"/>
+        </w:rPr>
+      </w:pPr>
+    </w:p>
+    <w:p>
+      <w:pPr>
+        <w:rPr>
+          <w:lang w:val="en-US"/>
+        </w:rPr>
+      </w:pPr>
+    </w:p>
+    <w:p>
+      <w:pPr>
+        <w:rPr>
+          <w:lang w:val="en-US"/>
+        </w:rPr>
+      </w:pPr>
+      <w:r>
+        <w:rPr>
+          <w:lang w:val="en-US"/>
+        </w:rPr>
+        <w:lastRenderedPageBreak/>
+        <w:t>Setup Test Environment</w:t>
+      </w:r>
+    </w:p>
+    <w:p>
+      <w:pPr>
+        <w:rPr>
+          <w:highlight w:val="yellow"/>
+          <w:lang w:val="en-US"/>
+        </w:rPr>
+      </w:pPr>
+      <w:r>
+        <w:rPr>
+          <w:highlight w:val="yellow"/>
+          <w:lang w:val="en-US"/>
+        </w:rPr>
+        <w:t>src/setupTests.js</w:t>
+      </w:r>
+    </w:p>
+    <w:p>
+      <w:pPr>
+        <w:rPr>
+          <w:lang w:val="en-US"/>
+        </w:rPr>
+      </w:pPr>
+      <w:r>
+        <w:rPr>
+          <w:highlight w:val="yellow"/>
+          <w:lang w:val="en-US"/>
+        </w:rPr>
+        <w:t>import "@testing-library/jest-dom";</w:t>
+      </w:r>
+    </w:p>
+    <w:p>
+      <w:pPr>
+        <w:rPr>
+          <w:lang w:val="en-US"/>
+        </w:rPr>
+      </w:pPr>
+    </w:p>
+    <w:p>
+      <w:pPr>
+        <w:rPr>
+          <w:lang w:val="en-US"/>
+        </w:rPr>
+      </w:pPr>
+    </w:p>
+    <w:p>
+      <w:pPr>
+        <w:rPr>
+          <w:lang w:val="en-US"/>
+        </w:rPr>
+      </w:pPr>
+      <w:r>
+        <w:rPr>
+          <w:lang w:val="en-US"/>
+        </w:rPr>
+        <w:t>Add these code in package.json file</w:t>
+      </w:r>
+    </w:p>
+    <w:p>
+      <w:pPr>
+        <w:rPr>
+          <w:lang w:val="en-US"/>
+        </w:rPr>
+      </w:pPr>
+      <w:r>
+        <w:rPr>
+          <w:lang w:val="en-US"/>
+        </w:rPr>
+        <w:t xml:space="preserve">Inside script tags </w:t>
+      </w:r>
+    </w:p>
+    <w:p>
+      <w:pPr>
+        <w:rPr>
+          <w:lang w:val="en-US"/>
+        </w:rPr>
+      </w:pPr>
+      <w:r>
+        <w:rPr>
+          <w:lang w:val="en-US"/>
+        </w:rPr>
+        <w:t>"scripts": {</w:t>
+      </w:r>
+    </w:p>
+    <w:p>
+      <w:pPr>
+        <w:rPr>
+          <w:highlight w:val="yellow"/>
+          <w:lang w:val="en-US"/>
+        </w:rPr>
+      </w:pPr>
+      <w:r>
+        <w:rPr>
+          <w:lang w:val="en-US"/>
+        </w:rPr>
+        <w:t xml:space="preserve">    </w:t>
+      </w:r>
+      <w:r>
+        <w:rPr>
+          <w:highlight w:val="yellow"/>
+          <w:lang w:val="en-US"/>
+        </w:rPr>
+        <w:t>"test": "vitest",</w:t>
+      </w:r>
+    </w:p>
+    <w:p>
+      <w:pPr>
+        <w:rPr>
+          <w:highlight w:val="yellow"/>
+          <w:lang w:val="en-US"/>
+        </w:rPr>
+      </w:pPr>
+      <w:r>
+        <w:rPr>
+          <w:highlight w:val="yellow"/>
+          <w:lang w:val="en-US"/>
+        </w:rPr>
+        <w:t xml:space="preserve">    "test:watch": "vitest --watch",</w:t>
+      </w:r>
+    </w:p>
+    <w:p>
+      <w:pPr>
+        <w:rPr>
+          <w:highlight w:val="yellow"/>
+          <w:lang w:val="en-US"/>
+        </w:rPr>
+      </w:pPr>
+      <w:r>
+        <w:rPr>
+          <w:highlight w:val="yellow"/>
+          <w:lang w:val="en-US"/>
+        </w:rPr>
+        <w:t xml:space="preserve">    "test:coverage": "vitest run --coverage",</w:t>
+      </w:r>
+    </w:p>
+    <w:p>
+      <w:pPr>
+        <w:rPr>
+          <w:lang w:val="en-US"/>
+        </w:rPr>
+      </w:pPr>
+      <w:r>
+        <w:rPr>
+          <w:highlight w:val="yellow"/>
+          <w:lang w:val="en-US"/>
+        </w:rPr>
+        <w:t xml:space="preserve">    "test:coverage:report": "vitest run --coverage --reporter=html"</w:t>
+      </w:r>
+    </w:p>
+    <w:p>
+      <w:pPr>
+        <w:rPr>
+          <w:lang w:val="en-US"/>
+        </w:rPr>
+      </w:pPr>
+      <w:r>
+        <w:rPr>
+          <w:lang w:val="en-US"/>
+        </w:rPr>
+        <w:t>}</w:t>
+      </w:r>
+    </w:p>
+    <w:p>
+      <w:pPr>
+        <w:rPr>
+          <w:lang w:val="en-US"/>
+        </w:rPr>
+      </w:pPr>
+    </w:p>
+    <w:p>
+      <w:pPr>
+        <w:rPr>
+          <w:lang w:val="en-US"/>
+        </w:rPr>
+      </w:pPr>
+      <w:r>
+        <w:rPr>
+          <w:noProof/>
+        </w:rPr>
+        <w:lastRenderedPageBreak/>
+        <w:drawing>
+          <wp:inline distT="0" distB="0" distL="0" distR="0" wp14:anchorId="5E385575" wp14:editId="5F2B11CB">
+            <wp:extent cx="5731510" cy="5498465"/>
+            <wp:effectExtent l="0" t="0" r="2540" b="6985"/>
+            <wp:docPr id="218305922" name="Picture 1"/>
+            <wp:cNvGraphicFramePr>
+              <a:graphicFrameLocks xmlns:a="http://schemas.openxmlformats.org/drawingml/2006/main" noChangeAspect="1"/>
+            </wp:cNvGraphicFramePr>
+            <a:graphic xmlns:a="http://schemas.openxmlformats.org/drawingml/2006/main">
+              <a:graphicData uri="http://schemas.openxmlformats.org/drawingml/2006/picture">
+                <pic:pic xmlns:pic="http://schemas.openxmlformats.org/drawingml/2006/picture">
+                  <pic:nvPicPr>
+                    <pic:cNvPr id="218305922" name=""/>
+                    <pic:cNvPicPr/>
+                  </pic:nvPicPr>
+                  <pic:blipFill>
+                    <a:blip r:embed="rId5"/>
+                    <a:stretch>
+                      <a:fillRect/>
+                    </a:stretch>
+                  </pic:blipFill>
+                  <pic:spPr>
+                    <a:xfrm>
+                      <a:off x="0" y="0"/>
+                      <a:ext cx="5731510" cy="5498465"/>
+                    </a:xfrm>
+                    <a:prstGeom prst="rect">
+                      <a:avLst/>
+                    </a:prstGeom>
+                  </pic:spPr>
+                </pic:pic>
+              </a:graphicData>
+            </a:graphic>
+          </wp:inline>
+        </w:drawing>
+      </w:r>
     </w:p>
     <w:p>
       <w:pPr>

--- a/FSD MERN - Designing a Dynamic Front-end with React JAN 2026 batch 1/React JS Day 11- 22-02-2026.docx
+++ b/FSD MERN - Designing a Dynamic Front-end with React JAN 2026 batch 1/React JS Day 11- 22-02-2026.docx
@@ -81,20 +81,48 @@
         <w:rPr>
           <w:lang w:val="en-US"/>
         </w:rPr>
-        <w:t xml:space="preserve">Testing is use to find the defect or error or bugs the application. </w:t>
-      </w:r>
-    </w:p>
-    <w:p>
-      <w:pPr>
-        <w:rPr>
-          <w:lang w:val="en-US"/>
-        </w:rPr>
-      </w:pPr>
-      <w:r>
-        <w:rPr>
-          <w:lang w:val="en-US"/>
-        </w:rPr>
-        <w:t xml:space="preserve">Testing mainly divided into 2 parts </w:t>
+        <w:t xml:space="preserve">Testing is </w:t>
+      </w:r>
+      <w:proofErr w:type="gramStart"/>
+      <w:r>
+        <w:rPr>
+          <w:lang w:val="en-US"/>
+        </w:rPr>
+        <w:t>use</w:t>
+      </w:r>
+      <w:proofErr w:type="gramEnd"/>
+      <w:r>
+        <w:rPr>
+          <w:lang w:val="en-US"/>
+        </w:rPr>
+        <w:t xml:space="preserve"> to find the defect or error or bugs the application. </w:t>
+      </w:r>
+    </w:p>
+    <w:p>
+      <w:pPr>
+        <w:rPr>
+          <w:lang w:val="en-US"/>
+        </w:rPr>
+      </w:pPr>
+      <w:r>
+        <w:rPr>
+          <w:lang w:val="en-US"/>
+        </w:rPr>
+        <w:t xml:space="preserve">Testing </w:t>
+      </w:r>
+      <w:proofErr w:type="gramStart"/>
+      <w:r>
+        <w:rPr>
+          <w:lang w:val="en-US"/>
+        </w:rPr>
+        <w:t>mainly</w:t>
+      </w:r>
+      <w:proofErr w:type="gramEnd"/>
+      <w:r>
+        <w:rPr>
+          <w:lang w:val="en-US"/>
+        </w:rPr>
+        <w:t xml:space="preserve"> divided into 2 parts </w:t>
       </w:r>
     </w:p>
     <w:p>
@@ -301,7 +329,21 @@
         <w:rPr>
           <w:lang w:val="en-US"/>
         </w:rPr>
-        <w:t xml:space="preserve">Test the any application without main or without entry of the application. </w:t>
+        <w:t xml:space="preserve">Test </w:t>
+      </w:r>
+      <w:proofErr w:type="gramStart"/>
+      <w:r>
+        <w:rPr>
+          <w:lang w:val="en-US"/>
+        </w:rPr>
+        <w:t>the any</w:t>
+      </w:r>
+      <w:proofErr w:type="gramEnd"/>
+      <w:r>
+        <w:rPr>
+          <w:lang w:val="en-US"/>
+        </w:rPr>
+        <w:t xml:space="preserve"> application without main or without entry of the application. </w:t>
       </w:r>
     </w:p>
     <w:p>
@@ -400,13 +442,70 @@
           <w:lang w:val="en-US"/>
         </w:rPr>
         <w:lastRenderedPageBreak/>
-        <w:t>Unit Testing</w:t>
-      </w:r>
-      <w:r>
-        <w:rPr>
-          <w:lang w:val="en-US"/>
-        </w:rPr>
-        <w:t xml:space="preserve"> : Unit testing is a type of white box testing which help to test function functionality working not. Unit smallest code which work independently in function or method or Component etc. </w:t>
+        <w:t xml:space="preserve">Unit </w:t>
+      </w:r>
+      <w:proofErr w:type="gramStart"/>
+      <w:r>
+        <w:rPr>
+          <w:highlight w:val="yellow"/>
+          <w:lang w:val="en-US"/>
+        </w:rPr>
+        <w:t>Testing</w:t>
+      </w:r>
+      <w:r>
+        <w:rPr>
+          <w:lang w:val="en-US"/>
+        </w:rPr>
+        <w:t xml:space="preserve"> :</w:t>
+      </w:r>
+      <w:proofErr w:type="gramEnd"/>
+      <w:r>
+        <w:rPr>
+          <w:lang w:val="en-US"/>
+        </w:rPr>
+        <w:t xml:space="preserve"> Unit testing is a type of white box testing which </w:t>
+      </w:r>
+      <w:proofErr w:type="gramStart"/>
+      <w:r>
+        <w:rPr>
+          <w:lang w:val="en-US"/>
+        </w:rPr>
+        <w:t>help</w:t>
+      </w:r>
+      <w:proofErr w:type="gramEnd"/>
+      <w:r>
+        <w:rPr>
+          <w:lang w:val="en-US"/>
+        </w:rPr>
+        <w:t xml:space="preserve"> to </w:t>
+      </w:r>
+      <w:proofErr w:type="gramStart"/>
+      <w:r>
+        <w:rPr>
+          <w:lang w:val="en-US"/>
+        </w:rPr>
+        <w:t>test function</w:t>
+      </w:r>
+      <w:proofErr w:type="gramEnd"/>
+      <w:r>
+        <w:rPr>
+          <w:lang w:val="en-US"/>
+        </w:rPr>
+        <w:t xml:space="preserve"> functionality working not. Unit smallest code which </w:t>
+      </w:r>
+      <w:proofErr w:type="gramStart"/>
+      <w:r>
+        <w:rPr>
+          <w:lang w:val="en-US"/>
+        </w:rPr>
+        <w:t>work</w:t>
+      </w:r>
+      <w:proofErr w:type="gramEnd"/>
+      <w:r>
+        <w:rPr>
+          <w:lang w:val="en-US"/>
+        </w:rPr>
+        <w:t xml:space="preserve"> independently in function or method or Component etc. </w:t>
       </w:r>
     </w:p>
     <w:p>
@@ -428,11 +527,19 @@
           <w:lang w:val="en-US"/>
         </w:rPr>
       </w:pPr>
-      <w:r>
-        <w:rPr>
-          <w:lang w:val="en-US"/>
-        </w:rPr>
-        <w:t xml:space="preserve">Nunit </w:t>
+      <w:proofErr w:type="spellStart"/>
+      <w:r>
+        <w:rPr>
+          <w:lang w:val="en-US"/>
+        </w:rPr>
+        <w:t>Nunit</w:t>
+      </w:r>
+      <w:proofErr w:type="spellEnd"/>
+      <w:r>
+        <w:rPr>
+          <w:lang w:val="en-US"/>
+        </w:rPr>
+        <w:t xml:space="preserve"> </w:t>
       </w:r>
     </w:p>
     <w:p>
@@ -666,7 +773,23 @@
         <w:rPr>
           <w:lang w:val="en-US"/>
         </w:rPr>
-        <w:t>function add(a,b) {</w:t>
+        <w:t>function add(</w:t>
+      </w:r>
+      <w:proofErr w:type="spellStart"/>
+      <w:proofErr w:type="gramStart"/>
+      <w:r>
+        <w:rPr>
+          <w:lang w:val="en-US"/>
+        </w:rPr>
+        <w:t>a,b</w:t>
+      </w:r>
+      <w:proofErr w:type="spellEnd"/>
+      <w:proofErr w:type="gramEnd"/>
+      <w:r>
+        <w:rPr>
+          <w:lang w:val="en-US"/>
+        </w:rPr>
+        <w:t>) {</w:t>
       </w:r>
     </w:p>
     <w:p>
@@ -680,8 +803,16 @@
           <w:lang w:val="en-US"/>
         </w:rPr>
         <w:tab/>
-        <w:t>let sum = 0;</w:t>
-      </w:r>
+        <w:t xml:space="preserve">let sum = </w:t>
+      </w:r>
+      <w:proofErr w:type="gramStart"/>
+      <w:r>
+        <w:rPr>
+          <w:lang w:val="en-US"/>
+        </w:rPr>
+        <w:t>0;</w:t>
+      </w:r>
+      <w:proofErr w:type="gramEnd"/>
     </w:p>
     <w:p>
       <w:pPr>
@@ -694,8 +825,16 @@
           <w:lang w:val="en-US"/>
         </w:rPr>
         <w:tab/>
-        <w:t>return sum;</w:t>
-      </w:r>
+        <w:t xml:space="preserve">return </w:t>
+      </w:r>
+      <w:proofErr w:type="gramStart"/>
+      <w:r>
+        <w:rPr>
+          <w:lang w:val="en-US"/>
+        </w:rPr>
+        <w:t>sum;</w:t>
+      </w:r>
+      <w:proofErr w:type="gramEnd"/>
     </w:p>
     <w:p>
       <w:pPr>
@@ -763,11 +902,19 @@
           <w:lang w:val="en-US"/>
         </w:rPr>
       </w:pPr>
-      <w:r>
-        <w:rPr>
-          <w:lang w:val="en-US"/>
-        </w:rPr>
-        <w:t xml:space="preserve">App.jsx </w:t>
+      <w:proofErr w:type="spellStart"/>
+      <w:r>
+        <w:rPr>
+          <w:lang w:val="en-US"/>
+        </w:rPr>
+        <w:t>App.jsx</w:t>
+      </w:r>
+      <w:proofErr w:type="spellEnd"/>
+      <w:r>
+        <w:rPr>
+          <w:lang w:val="en-US"/>
+        </w:rPr>
+        <w:t xml:space="preserve"> </w:t>
       </w:r>
       <w:r>
         <w:rPr>
@@ -802,11 +949,19 @@
           <w:lang w:val="en-US"/>
         </w:rPr>
       </w:pPr>
-      <w:r>
-        <w:rPr>
-          <w:lang w:val="en-US"/>
-        </w:rPr>
-        <w:t xml:space="preserve">Hello.jsx </w:t>
+      <w:proofErr w:type="spellStart"/>
+      <w:r>
+        <w:rPr>
+          <w:lang w:val="en-US"/>
+        </w:rPr>
+        <w:t>Hello.jsx</w:t>
+      </w:r>
+      <w:proofErr w:type="spellEnd"/>
+      <w:r>
+        <w:rPr>
+          <w:lang w:val="en-US"/>
+        </w:rPr>
+        <w:t xml:space="preserve"> </w:t>
       </w:r>
       <w:r>
         <w:rPr>
@@ -838,42 +993,64 @@
           <w:lang w:val="en-US"/>
         </w:rPr>
         <w:tab/>
-        <w:t xml:space="preserve">code or dom </w:t>
-      </w:r>
-    </w:p>
-    <w:p>
-      <w:pPr>
-        <w:rPr>
-          <w:lang w:val="en-US"/>
-        </w:rPr>
-      </w:pPr>
-    </w:p>
-    <w:p>
-      <w:pPr>
-        <w:rPr>
-          <w:lang w:val="en-US"/>
-        </w:rPr>
-      </w:pPr>
-    </w:p>
-    <w:p>
-      <w:pPr>
-        <w:rPr>
-          <w:lang w:val="en-US"/>
-        </w:rPr>
-      </w:pPr>
-    </w:p>
-    <w:p>
-      <w:pPr>
-        <w:rPr>
-          <w:lang w:val="en-US"/>
-        </w:rPr>
-      </w:pPr>
+        <w:t xml:space="preserve">code or </w:t>
+      </w:r>
+      <w:proofErr w:type="spellStart"/>
+      <w:r>
+        <w:rPr>
+          <w:lang w:val="en-US"/>
+        </w:rPr>
+        <w:t>dom</w:t>
+      </w:r>
+      <w:proofErr w:type="spellEnd"/>
+      <w:r>
+        <w:rPr>
+          <w:lang w:val="en-US"/>
+        </w:rPr>
+        <w:t xml:space="preserve"> </w:t>
+      </w:r>
+    </w:p>
+    <w:p>
+      <w:pPr>
+        <w:rPr>
+          <w:lang w:val="en-US"/>
+        </w:rPr>
+      </w:pPr>
+    </w:p>
+    <w:p>
+      <w:pPr>
+        <w:rPr>
+          <w:lang w:val="en-US"/>
+        </w:rPr>
+      </w:pPr>
+    </w:p>
+    <w:p>
+      <w:pPr>
+        <w:rPr>
+          <w:lang w:val="en-US"/>
+        </w:rPr>
+      </w:pPr>
+    </w:p>
+    <w:p>
+      <w:pPr>
+        <w:rPr>
+          <w:lang w:val="en-US"/>
+        </w:rPr>
+      </w:pPr>
+      <w:proofErr w:type="spellStart"/>
       <w:r>
         <w:rPr>
           <w:lang w:val="en-US"/>
         </w:rPr>
         <w:lastRenderedPageBreak/>
-        <w:t>npm install create-react-app -g</w:t>
+        <w:t>npm</w:t>
+      </w:r>
+      <w:proofErr w:type="spellEnd"/>
+      <w:r>
+        <w:rPr>
+          <w:lang w:val="en-US"/>
+        </w:rPr>
+        <w:t xml:space="preserve"> install create-react-app -g</w:t>
       </w:r>
     </w:p>
     <w:p>
@@ -906,34 +1083,71 @@
         <w:rPr>
           <w:lang w:val="en-US"/>
         </w:rPr>
-        <w:t xml:space="preserve">when we create project using create-react-app this module by default configure jest testing library </w:t>
-      </w:r>
-    </w:p>
-    <w:p>
-      <w:pPr>
-        <w:rPr>
-          <w:lang w:val="en-US"/>
-        </w:rPr>
-      </w:pPr>
-    </w:p>
-    <w:p>
-      <w:pPr>
-        <w:rPr>
-          <w:lang w:val="en-US"/>
-        </w:rPr>
-      </w:pPr>
-      <w:r>
-        <w:rPr>
-          <w:lang w:val="en-US"/>
-        </w:rPr>
-        <w:t xml:space="preserve">But when we create react js project </w:t>
-      </w:r>
-      <w:r>
-        <w:rPr>
-          <w:highlight w:val="yellow"/>
-          <w:lang w:val="en-US"/>
-        </w:rPr>
-        <w:t>vite framework</w:t>
+        <w:t xml:space="preserve">when we create project using create-react-app this module by default </w:t>
+      </w:r>
+      <w:proofErr w:type="gramStart"/>
+      <w:r>
+        <w:rPr>
+          <w:lang w:val="en-US"/>
+        </w:rPr>
+        <w:t>configure</w:t>
+      </w:r>
+      <w:proofErr w:type="gramEnd"/>
+      <w:r>
+        <w:rPr>
+          <w:lang w:val="en-US"/>
+        </w:rPr>
+        <w:t xml:space="preserve"> jest testing library </w:t>
+      </w:r>
+    </w:p>
+    <w:p>
+      <w:pPr>
+        <w:rPr>
+          <w:lang w:val="en-US"/>
+        </w:rPr>
+      </w:pPr>
+    </w:p>
+    <w:p>
+      <w:pPr>
+        <w:rPr>
+          <w:lang w:val="en-US"/>
+        </w:rPr>
+      </w:pPr>
+      <w:r>
+        <w:rPr>
+          <w:lang w:val="en-US"/>
+        </w:rPr>
+        <w:t xml:space="preserve">But when we create react </w:t>
+      </w:r>
+      <w:proofErr w:type="spellStart"/>
+      <w:r>
+        <w:rPr>
+          <w:lang w:val="en-US"/>
+        </w:rPr>
+        <w:t>js</w:t>
+      </w:r>
+      <w:proofErr w:type="spellEnd"/>
+      <w:r>
+        <w:rPr>
+          <w:lang w:val="en-US"/>
+        </w:rPr>
+        <w:t xml:space="preserve"> project </w:t>
+      </w:r>
+      <w:proofErr w:type="spellStart"/>
+      <w:r>
+        <w:rPr>
+          <w:highlight w:val="yellow"/>
+          <w:lang w:val="en-US"/>
+        </w:rPr>
+        <w:t>vite</w:t>
+      </w:r>
+      <w:proofErr w:type="spellEnd"/>
+      <w:r>
+        <w:rPr>
+          <w:highlight w:val="yellow"/>
+          <w:lang w:val="en-US"/>
+        </w:rPr>
+        <w:t xml:space="preserve"> framework</w:t>
       </w:r>
       <w:r>
         <w:rPr>
@@ -951,15 +1165,34 @@
     </w:p>
     <w:p>
       <w:pPr>
-        <w:rPr>
-          <w:lang w:val="en-US"/>
-        </w:rPr>
-      </w:pPr>
-      <w:r>
-        <w:rPr>
-          <w:lang w:val="en-US"/>
-        </w:rPr>
-        <w:t xml:space="preserve">Creating react js project </w:t>
+        <w:pStyle w:val="ListParagraph"/>
+        <w:numPr>
+          <w:ilvl w:val="0"/>
+          <w:numId w:val="11"/>
+        </w:numPr>
+        <w:rPr>
+          <w:lang w:val="en-US"/>
+        </w:rPr>
+      </w:pPr>
+      <w:r>
+        <w:rPr>
+          <w:lang w:val="en-US"/>
+        </w:rPr>
+        <w:t xml:space="preserve">Creating react </w:t>
+      </w:r>
+      <w:proofErr w:type="spellStart"/>
+      <w:r>
+        <w:rPr>
+          <w:lang w:val="en-US"/>
+        </w:rPr>
+        <w:t>js</w:t>
+      </w:r>
+      <w:proofErr w:type="spellEnd"/>
+      <w:r>
+        <w:rPr>
+          <w:lang w:val="en-US"/>
+        </w:rPr>
+        <w:t xml:space="preserve"> project </w:t>
       </w:r>
     </w:p>
     <w:p>
@@ -970,13 +1203,41 @@
           <w:lang w:val="en-US"/>
         </w:rPr>
       </w:pPr>
+      <w:proofErr w:type="spellStart"/>
       <w:r>
         <w:rPr>
           <w:b/>
           <w:bCs/>
           <w:lang w:val="en-US"/>
         </w:rPr>
-        <w:t>npm create vite@latest react-test-app</w:t>
+        <w:t>npm</w:t>
+      </w:r>
+      <w:proofErr w:type="spellEnd"/>
+      <w:r>
+        <w:rPr>
+          <w:b/>
+          <w:bCs/>
+          <w:lang w:val="en-US"/>
+        </w:rPr>
+        <w:t xml:space="preserve"> create </w:t>
+      </w:r>
+      <w:proofErr w:type="spellStart"/>
+      <w:r>
+        <w:rPr>
+          <w:b/>
+          <w:bCs/>
+          <w:lang w:val="en-US"/>
+        </w:rPr>
+        <w:t>vite@latest</w:t>
+      </w:r>
+      <w:proofErr w:type="spellEnd"/>
+      <w:r>
+        <w:rPr>
+          <w:b/>
+          <w:bCs/>
+          <w:lang w:val="en-US"/>
+        </w:rPr>
+        <w:t xml:space="preserve"> react-test-app</w:t>
       </w:r>
     </w:p>
     <w:p>
@@ -995,6 +1256,11 @@
     </w:p>
     <w:p>
       <w:pPr>
+        <w:pStyle w:val="ListParagraph"/>
+        <w:numPr>
+          <w:ilvl w:val="0"/>
+          <w:numId w:val="11"/>
+        </w:numPr>
         <w:rPr>
           <w:lang w:val="en-US"/>
         </w:rPr>
@@ -1008,42 +1274,143 @@
     </w:p>
     <w:p>
       <w:pPr>
-        <w:rPr>
-          <w:highlight w:val="yellow"/>
-          <w:lang w:val="en-US"/>
-        </w:rPr>
-      </w:pPr>
-      <w:r>
-        <w:rPr>
-          <w:highlight w:val="yellow"/>
-          <w:lang w:val="en-US"/>
-        </w:rPr>
-        <w:t>npm install -D vitest jsdom @testing-library/react @testing-library/jest-dom</w:t>
-      </w:r>
-    </w:p>
-    <w:p>
-      <w:pPr>
-        <w:rPr>
-          <w:lang w:val="en-US"/>
-        </w:rPr>
-      </w:pPr>
-      <w:r>
-        <w:rPr>
-          <w:highlight w:val="yellow"/>
-          <w:lang w:val="en-US"/>
-        </w:rPr>
-        <w:t>npm install @testing-library/user-event</w:t>
-      </w:r>
-    </w:p>
-    <w:p>
-      <w:pPr>
-        <w:rPr>
-          <w:lang w:val="en-US"/>
-        </w:rPr>
-      </w:pPr>
-    </w:p>
-    <w:p>
-      <w:pPr>
+        <w:ind w:firstLine="360"/>
+        <w:rPr>
+          <w:highlight w:val="yellow"/>
+          <w:lang w:val="en-US"/>
+        </w:rPr>
+      </w:pPr>
+      <w:proofErr w:type="spellStart"/>
+      <w:r>
+        <w:rPr>
+          <w:highlight w:val="yellow"/>
+          <w:lang w:val="en-US"/>
+        </w:rPr>
+        <w:t>npm</w:t>
+      </w:r>
+      <w:proofErr w:type="spellEnd"/>
+      <w:r>
+        <w:rPr>
+          <w:highlight w:val="yellow"/>
+          <w:lang w:val="en-US"/>
+        </w:rPr>
+        <w:t xml:space="preserve"> install -D </w:t>
+      </w:r>
+      <w:proofErr w:type="spellStart"/>
+      <w:r>
+        <w:rPr>
+          <w:highlight w:val="yellow"/>
+          <w:lang w:val="en-US"/>
+        </w:rPr>
+        <w:t>vitest</w:t>
+      </w:r>
+      <w:proofErr w:type="spellEnd"/>
+      <w:r>
+        <w:rPr>
+          <w:highlight w:val="yellow"/>
+          <w:lang w:val="en-US"/>
+        </w:rPr>
+        <w:t xml:space="preserve"> </w:t>
+      </w:r>
+      <w:proofErr w:type="spellStart"/>
+      <w:r>
+        <w:rPr>
+          <w:highlight w:val="yellow"/>
+          <w:lang w:val="en-US"/>
+        </w:rPr>
+        <w:t>jsdom</w:t>
+      </w:r>
+      <w:proofErr w:type="spellEnd"/>
+      <w:r>
+        <w:rPr>
+          <w:highlight w:val="yellow"/>
+          <w:lang w:val="en-US"/>
+        </w:rPr>
+        <w:t xml:space="preserve"> @testing-library/react @testing-library/jest-dom</w:t>
+      </w:r>
+    </w:p>
+    <w:p>
+      <w:pPr>
+        <w:ind w:firstLine="360"/>
+        <w:rPr>
+          <w:lang w:val="en-US"/>
+        </w:rPr>
+      </w:pPr>
+      <w:proofErr w:type="spellStart"/>
+      <w:r>
+        <w:rPr>
+          <w:highlight w:val="yellow"/>
+          <w:lang w:val="en-US"/>
+        </w:rPr>
+        <w:t>npm</w:t>
+      </w:r>
+      <w:proofErr w:type="spellEnd"/>
+      <w:r>
+        <w:rPr>
+          <w:highlight w:val="yellow"/>
+          <w:lang w:val="en-US"/>
+        </w:rPr>
+        <w:t xml:space="preserve"> install </w:t>
+      </w:r>
+      <w:r>
+        <w:rPr>
+          <w:highlight w:val="yellow"/>
+          <w:lang w:val="en-US"/>
+        </w:rPr>
+        <w:t>-</w:t>
+      </w:r>
+      <w:proofErr w:type="gramStart"/>
+      <w:r>
+        <w:rPr>
+          <w:highlight w:val="yellow"/>
+          <w:lang w:val="en-US"/>
+        </w:rPr>
+        <w:t xml:space="preserve">D </w:t>
+      </w:r>
+      <w:r>
+        <w:rPr>
+          <w:highlight w:val="yellow"/>
+          <w:lang w:val="en-US"/>
+        </w:rPr>
+        <w:t>@</w:t>
+      </w:r>
+      <w:proofErr w:type="gramEnd"/>
+      <w:r>
+        <w:rPr>
+          <w:highlight w:val="yellow"/>
+          <w:lang w:val="en-US"/>
+        </w:rPr>
+        <w:t>testing-library/user-event</w:t>
+      </w:r>
+    </w:p>
+    <w:p>
+      <w:pPr>
+        <w:rPr>
+          <w:lang w:val="en-US"/>
+        </w:rPr>
+      </w:pPr>
+    </w:p>
+    <w:p>
+      <w:pPr>
+        <w:pStyle w:val="ListParagraph"/>
+        <w:numPr>
+          <w:ilvl w:val="0"/>
+          <w:numId w:val="11"/>
+        </w:numPr>
+        <w:rPr>
+          <w:lang w:val="en-US"/>
+        </w:rPr>
+      </w:pPr>
+      <w:r>
+        <w:rPr>
+          <w:lang w:val="en-US"/>
+        </w:rPr>
+        <w:t xml:space="preserve">in existing vite.configure.js file replace below code </w:t>
+      </w:r>
+    </w:p>
+    <w:p>
+      <w:pPr>
+        <w:pStyle w:val="ListParagraph"/>
         <w:rPr>
           <w:lang w:val="en-US"/>
         </w:rPr>
@@ -1074,112 +1441,303 @@
           <w:highlight w:val="yellow"/>
           <w:lang w:val="en-US"/>
         </w:rPr>
-        <w:t>import { defineConfig } from "vite";</w:t>
-      </w:r>
-    </w:p>
-    <w:p>
-      <w:pPr>
-        <w:rPr>
-          <w:highlight w:val="yellow"/>
-          <w:lang w:val="en-US"/>
-        </w:rPr>
-      </w:pPr>
-      <w:r>
-        <w:rPr>
-          <w:highlight w:val="yellow"/>
-          <w:lang w:val="en-US"/>
-        </w:rPr>
-        <w:t>import react from "@vitejs/plugin-react";</w:t>
-      </w:r>
-    </w:p>
-    <w:p>
-      <w:pPr>
-        <w:rPr>
-          <w:highlight w:val="yellow"/>
-          <w:lang w:val="en-US"/>
-        </w:rPr>
-      </w:pPr>
-      <w:r>
-        <w:rPr>
-          <w:highlight w:val="yellow"/>
-          <w:lang w:val="en-US"/>
-        </w:rPr>
-        <w:t>export default defineConfig({</w:t>
-      </w:r>
-    </w:p>
-    <w:p>
-      <w:pPr>
-        <w:rPr>
-          <w:highlight w:val="yellow"/>
-          <w:lang w:val="en-US"/>
-        </w:rPr>
-      </w:pPr>
-      <w:r>
-        <w:rPr>
-          <w:highlight w:val="yellow"/>
-          <w:lang w:val="en-US"/>
-        </w:rPr>
-        <w:t xml:space="preserve">  plugins: [react()],</w:t>
-      </w:r>
-    </w:p>
-    <w:p>
-      <w:pPr>
-        <w:rPr>
-          <w:highlight w:val="yellow"/>
-          <w:lang w:val="en-US"/>
-        </w:rPr>
-      </w:pPr>
-      <w:r>
-        <w:rPr>
-          <w:highlight w:val="yellow"/>
-          <w:lang w:val="en-US"/>
-        </w:rPr>
-        <w:t xml:space="preserve">  test: {</w:t>
-      </w:r>
-    </w:p>
-    <w:p>
-      <w:pPr>
-        <w:rPr>
-          <w:highlight w:val="yellow"/>
-          <w:lang w:val="en-US"/>
-        </w:rPr>
-      </w:pPr>
-      <w:r>
-        <w:rPr>
-          <w:highlight w:val="yellow"/>
-          <w:lang w:val="en-US"/>
-        </w:rPr>
-        <w:t xml:space="preserve">    environment: "jsdom",</w:t>
-      </w:r>
-    </w:p>
-    <w:p>
-      <w:pPr>
-        <w:rPr>
-          <w:highlight w:val="yellow"/>
-          <w:lang w:val="en-US"/>
-        </w:rPr>
-      </w:pPr>
-      <w:r>
-        <w:rPr>
-          <w:highlight w:val="yellow"/>
-          <w:lang w:val="en-US"/>
-        </w:rPr>
-        <w:t xml:space="preserve">    setupFiles: "./src/setupTests.js",</w:t>
-      </w:r>
-    </w:p>
-    <w:p>
-      <w:pPr>
-        <w:rPr>
-          <w:highlight w:val="yellow"/>
-          <w:lang w:val="en-US"/>
-        </w:rPr>
-      </w:pPr>
-      <w:r>
-        <w:rPr>
-          <w:highlight w:val="yellow"/>
-          <w:lang w:val="en-US"/>
-        </w:rPr>
-        <w:t xml:space="preserve">    globals: true, </w:t>
+        <w:t xml:space="preserve">import </w:t>
+      </w:r>
+      <w:proofErr w:type="gramStart"/>
+      <w:r>
+        <w:rPr>
+          <w:highlight w:val="yellow"/>
+          <w:lang w:val="en-US"/>
+        </w:rPr>
+        <w:t xml:space="preserve">{ </w:t>
+      </w:r>
+      <w:proofErr w:type="spellStart"/>
+      <w:r>
+        <w:rPr>
+          <w:highlight w:val="yellow"/>
+          <w:lang w:val="en-US"/>
+        </w:rPr>
+        <w:t>defineConfig</w:t>
+      </w:r>
+      <w:proofErr w:type="spellEnd"/>
+      <w:proofErr w:type="gramEnd"/>
+      <w:r>
+        <w:rPr>
+          <w:highlight w:val="yellow"/>
+          <w:lang w:val="en-US"/>
+        </w:rPr>
+        <w:t xml:space="preserve"> } from "</w:t>
+      </w:r>
+      <w:proofErr w:type="spellStart"/>
+      <w:r>
+        <w:rPr>
+          <w:highlight w:val="yellow"/>
+          <w:lang w:val="en-US"/>
+        </w:rPr>
+        <w:t>vite</w:t>
+      </w:r>
+      <w:proofErr w:type="spellEnd"/>
+      <w:proofErr w:type="gramStart"/>
+      <w:r>
+        <w:rPr>
+          <w:highlight w:val="yellow"/>
+          <w:lang w:val="en-US"/>
+        </w:rPr>
+        <w:t>";</w:t>
+      </w:r>
+      <w:proofErr w:type="gramEnd"/>
+    </w:p>
+    <w:p>
+      <w:pPr>
+        <w:rPr>
+          <w:highlight w:val="yellow"/>
+          <w:lang w:val="en-US"/>
+        </w:rPr>
+      </w:pPr>
+      <w:r>
+        <w:rPr>
+          <w:highlight w:val="yellow"/>
+          <w:lang w:val="en-US"/>
+        </w:rPr>
+        <w:t xml:space="preserve">import react </w:t>
+      </w:r>
+      <w:proofErr w:type="gramStart"/>
+      <w:r>
+        <w:rPr>
+          <w:highlight w:val="yellow"/>
+          <w:lang w:val="en-US"/>
+        </w:rPr>
+        <w:t>from "@</w:t>
+      </w:r>
+      <w:proofErr w:type="spellStart"/>
+      <w:proofErr w:type="gramEnd"/>
+      <w:r>
+        <w:rPr>
+          <w:highlight w:val="yellow"/>
+          <w:lang w:val="en-US"/>
+        </w:rPr>
+        <w:t>vitejs</w:t>
+      </w:r>
+      <w:proofErr w:type="spellEnd"/>
+      <w:r>
+        <w:rPr>
+          <w:highlight w:val="yellow"/>
+          <w:lang w:val="en-US"/>
+        </w:rPr>
+        <w:t>/plugin-react</w:t>
+      </w:r>
+      <w:proofErr w:type="gramStart"/>
+      <w:r>
+        <w:rPr>
+          <w:highlight w:val="yellow"/>
+          <w:lang w:val="en-US"/>
+        </w:rPr>
+        <w:t>";</w:t>
+      </w:r>
+      <w:proofErr w:type="gramEnd"/>
+    </w:p>
+    <w:p>
+      <w:pPr>
+        <w:rPr>
+          <w:highlight w:val="yellow"/>
+          <w:lang w:val="en-US"/>
+        </w:rPr>
+      </w:pPr>
+      <w:r>
+        <w:rPr>
+          <w:highlight w:val="yellow"/>
+          <w:lang w:val="en-US"/>
+        </w:rPr>
+        <w:t xml:space="preserve">export default </w:t>
+      </w:r>
+      <w:proofErr w:type="spellStart"/>
+      <w:proofErr w:type="gramStart"/>
+      <w:r>
+        <w:rPr>
+          <w:highlight w:val="yellow"/>
+          <w:lang w:val="en-US"/>
+        </w:rPr>
+        <w:t>defineConfig</w:t>
+      </w:r>
+      <w:proofErr w:type="spellEnd"/>
+      <w:r>
+        <w:rPr>
+          <w:highlight w:val="yellow"/>
+          <w:lang w:val="en-US"/>
+        </w:rPr>
+        <w:t>(</w:t>
+      </w:r>
+      <w:proofErr w:type="gramEnd"/>
+      <w:r>
+        <w:rPr>
+          <w:highlight w:val="yellow"/>
+          <w:lang w:val="en-US"/>
+        </w:rPr>
+        <w:t>{</w:t>
+      </w:r>
+    </w:p>
+    <w:p>
+      <w:pPr>
+        <w:rPr>
+          <w:highlight w:val="yellow"/>
+          <w:lang w:val="en-US"/>
+        </w:rPr>
+      </w:pPr>
+      <w:r>
+        <w:rPr>
+          <w:highlight w:val="yellow"/>
+          <w:lang w:val="en-US"/>
+        </w:rPr>
+        <w:t xml:space="preserve">  plugins: [</w:t>
+      </w:r>
+      <w:proofErr w:type="gramStart"/>
+      <w:r>
+        <w:rPr>
+          <w:highlight w:val="yellow"/>
+          <w:lang w:val="en-US"/>
+        </w:rPr>
+        <w:t>react(</w:t>
+      </w:r>
+      <w:proofErr w:type="gramEnd"/>
+      <w:r>
+        <w:rPr>
+          <w:highlight w:val="yellow"/>
+          <w:lang w:val="en-US"/>
+        </w:rPr>
+        <w:t>)],</w:t>
+      </w:r>
+    </w:p>
+    <w:p>
+      <w:pPr>
+        <w:rPr>
+          <w:highlight w:val="yellow"/>
+          <w:lang w:val="en-US"/>
+        </w:rPr>
+      </w:pPr>
+      <w:r>
+        <w:rPr>
+          <w:highlight w:val="yellow"/>
+          <w:lang w:val="en-US"/>
+        </w:rPr>
+        <w:t xml:space="preserve">  </w:t>
+      </w:r>
+      <w:proofErr w:type="gramStart"/>
+      <w:r>
+        <w:rPr>
+          <w:highlight w:val="yellow"/>
+          <w:lang w:val="en-US"/>
+        </w:rPr>
+        <w:t>test: {</w:t>
+      </w:r>
+      <w:proofErr w:type="gramEnd"/>
+    </w:p>
+    <w:p>
+      <w:pPr>
+        <w:rPr>
+          <w:highlight w:val="yellow"/>
+          <w:lang w:val="en-US"/>
+        </w:rPr>
+      </w:pPr>
+      <w:r>
+        <w:rPr>
+          <w:highlight w:val="yellow"/>
+          <w:lang w:val="en-US"/>
+        </w:rPr>
+        <w:t xml:space="preserve">    environment: "</w:t>
+      </w:r>
+      <w:proofErr w:type="spellStart"/>
+      <w:r>
+        <w:rPr>
+          <w:highlight w:val="yellow"/>
+          <w:lang w:val="en-US"/>
+        </w:rPr>
+        <w:t>jsdom</w:t>
+      </w:r>
+      <w:proofErr w:type="spellEnd"/>
+      <w:r>
+        <w:rPr>
+          <w:highlight w:val="yellow"/>
+          <w:lang w:val="en-US"/>
+        </w:rPr>
+        <w:t>",</w:t>
+      </w:r>
+    </w:p>
+    <w:p>
+      <w:pPr>
+        <w:rPr>
+          <w:highlight w:val="yellow"/>
+          <w:lang w:val="en-US"/>
+        </w:rPr>
+      </w:pPr>
+      <w:r>
+        <w:rPr>
+          <w:highlight w:val="yellow"/>
+          <w:lang w:val="en-US"/>
+        </w:rPr>
+        <w:t xml:space="preserve">    </w:t>
+      </w:r>
+      <w:proofErr w:type="spellStart"/>
+      <w:r>
+        <w:rPr>
+          <w:highlight w:val="yellow"/>
+          <w:lang w:val="en-US"/>
+        </w:rPr>
+        <w:t>setupFiles</w:t>
+      </w:r>
+      <w:proofErr w:type="spellEnd"/>
+      <w:r>
+        <w:rPr>
+          <w:highlight w:val="yellow"/>
+          <w:lang w:val="en-US"/>
+        </w:rPr>
+        <w:t>: "./</w:t>
+      </w:r>
+      <w:proofErr w:type="spellStart"/>
+      <w:r>
+        <w:rPr>
+          <w:highlight w:val="yellow"/>
+          <w:lang w:val="en-US"/>
+        </w:rPr>
+        <w:t>src</w:t>
+      </w:r>
+      <w:proofErr w:type="spellEnd"/>
+      <w:r>
+        <w:rPr>
+          <w:highlight w:val="yellow"/>
+          <w:lang w:val="en-US"/>
+        </w:rPr>
+        <w:t>/setupTests.js",</w:t>
+      </w:r>
+    </w:p>
+    <w:p>
+      <w:pPr>
+        <w:rPr>
+          <w:highlight w:val="yellow"/>
+          <w:lang w:val="en-US"/>
+        </w:rPr>
+      </w:pPr>
+      <w:r>
+        <w:rPr>
+          <w:highlight w:val="yellow"/>
+          <w:lang w:val="en-US"/>
+        </w:rPr>
+        <w:t xml:space="preserve">    </w:t>
+      </w:r>
+      <w:proofErr w:type="spellStart"/>
+      <w:r>
+        <w:rPr>
+          <w:highlight w:val="yellow"/>
+          <w:lang w:val="en-US"/>
+        </w:rPr>
+        <w:t>globals</w:t>
+      </w:r>
+      <w:proofErr w:type="spellEnd"/>
+      <w:r>
+        <w:rPr>
+          <w:highlight w:val="yellow"/>
+          <w:lang w:val="en-US"/>
+        </w:rPr>
+        <w:t xml:space="preserve">: true, </w:t>
       </w:r>
     </w:p>
     <w:p>
@@ -1208,25 +1766,39 @@
           <w:highlight w:val="yellow"/>
           <w:lang w:val="en-US"/>
         </w:rPr>
-        <w:t>});</w:t>
-      </w:r>
-    </w:p>
-    <w:p>
-      <w:pPr>
-        <w:rPr>
-          <w:lang w:val="en-US"/>
-        </w:rPr>
-      </w:pPr>
-    </w:p>
-    <w:p>
-      <w:pPr>
-        <w:rPr>
-          <w:lang w:val="en-US"/>
-        </w:rPr>
-      </w:pPr>
-    </w:p>
-    <w:p>
-      <w:pPr>
+        <w:t>}</w:t>
+      </w:r>
+      <w:proofErr w:type="gramStart"/>
+      <w:r>
+        <w:rPr>
+          <w:highlight w:val="yellow"/>
+          <w:lang w:val="en-US"/>
+        </w:rPr>
+        <w:t>);</w:t>
+      </w:r>
+      <w:proofErr w:type="gramEnd"/>
+    </w:p>
+    <w:p>
+      <w:pPr>
+        <w:rPr>
+          <w:lang w:val="en-US"/>
+        </w:rPr>
+      </w:pPr>
+    </w:p>
+    <w:p>
+      <w:pPr>
+        <w:rPr>
+          <w:lang w:val="en-US"/>
+        </w:rPr>
+      </w:pPr>
+    </w:p>
+    <w:p>
+      <w:pPr>
+        <w:pStyle w:val="ListParagraph"/>
+        <w:numPr>
+          <w:ilvl w:val="0"/>
+          <w:numId w:val="11"/>
+        </w:numPr>
         <w:rPr>
           <w:lang w:val="en-US"/>
         </w:rPr>
@@ -1238,61 +1810,141 @@
         <w:lastRenderedPageBreak/>
         <w:t>Setup Test Environment</w:t>
       </w:r>
-    </w:p>
-    <w:p>
-      <w:pPr>
-        <w:rPr>
-          <w:highlight w:val="yellow"/>
-          <w:lang w:val="en-US"/>
-        </w:rPr>
-      </w:pPr>
-      <w:r>
-        <w:rPr>
-          <w:highlight w:val="yellow"/>
-          <w:lang w:val="en-US"/>
-        </w:rPr>
-        <w:t>src/setupTests.js</w:t>
-      </w:r>
-    </w:p>
-    <w:p>
-      <w:pPr>
-        <w:rPr>
-          <w:lang w:val="en-US"/>
-        </w:rPr>
-      </w:pPr>
-      <w:r>
-        <w:rPr>
-          <w:highlight w:val="yellow"/>
-          <w:lang w:val="en-US"/>
-        </w:rPr>
-        <w:t>import "@testing-library/jest-dom";</w:t>
-      </w:r>
-    </w:p>
-    <w:p>
-      <w:pPr>
-        <w:rPr>
-          <w:lang w:val="en-US"/>
-        </w:rPr>
-      </w:pPr>
-    </w:p>
-    <w:p>
-      <w:pPr>
-        <w:rPr>
-          <w:lang w:val="en-US"/>
-        </w:rPr>
-      </w:pPr>
-    </w:p>
-    <w:p>
-      <w:pPr>
-        <w:rPr>
-          <w:lang w:val="en-US"/>
-        </w:rPr>
-      </w:pPr>
-      <w:r>
-        <w:rPr>
-          <w:lang w:val="en-US"/>
-        </w:rPr>
-        <w:t>Add these code in package.json file</w:t>
+      <w:r>
+        <w:rPr>
+          <w:lang w:val="en-US"/>
+        </w:rPr>
+        <w:t xml:space="preserve"> inside </w:t>
+      </w:r>
+      <w:proofErr w:type="spellStart"/>
+      <w:r>
+        <w:rPr>
+          <w:lang w:val="en-US"/>
+        </w:rPr>
+        <w:t>src</w:t>
+      </w:r>
+      <w:proofErr w:type="spellEnd"/>
+      <w:r>
+        <w:rPr>
+          <w:lang w:val="en-US"/>
+        </w:rPr>
+        <w:t xml:space="preserve"> folder create the setupTests.js file </w:t>
+      </w:r>
+    </w:p>
+    <w:p>
+      <w:pPr>
+        <w:rPr>
+          <w:highlight w:val="yellow"/>
+          <w:lang w:val="en-US"/>
+        </w:rPr>
+      </w:pPr>
+      <w:proofErr w:type="spellStart"/>
+      <w:r>
+        <w:rPr>
+          <w:highlight w:val="yellow"/>
+          <w:lang w:val="en-US"/>
+        </w:rPr>
+        <w:t>src</w:t>
+      </w:r>
+      <w:proofErr w:type="spellEnd"/>
+      <w:r>
+        <w:rPr>
+          <w:highlight w:val="yellow"/>
+          <w:lang w:val="en-US"/>
+        </w:rPr>
+        <w:t>/setupTests.js</w:t>
+      </w:r>
+    </w:p>
+    <w:p>
+      <w:pPr>
+        <w:rPr>
+          <w:lang w:val="en-US"/>
+        </w:rPr>
+      </w:pPr>
+      <w:r>
+        <w:rPr>
+          <w:highlight w:val="yellow"/>
+          <w:lang w:val="en-US"/>
+        </w:rPr>
+        <w:t>import "@testing-library/jest-</w:t>
+      </w:r>
+      <w:proofErr w:type="spellStart"/>
+      <w:r>
+        <w:rPr>
+          <w:highlight w:val="yellow"/>
+          <w:lang w:val="en-US"/>
+        </w:rPr>
+        <w:t>dom</w:t>
+      </w:r>
+      <w:proofErr w:type="spellEnd"/>
+      <w:proofErr w:type="gramStart"/>
+      <w:r>
+        <w:rPr>
+          <w:highlight w:val="yellow"/>
+          <w:lang w:val="en-US"/>
+        </w:rPr>
+        <w:t>";</w:t>
+      </w:r>
+      <w:proofErr w:type="gramEnd"/>
+    </w:p>
+    <w:p>
+      <w:pPr>
+        <w:rPr>
+          <w:lang w:val="en-US"/>
+        </w:rPr>
+      </w:pPr>
+    </w:p>
+    <w:p>
+      <w:pPr>
+        <w:rPr>
+          <w:lang w:val="en-US"/>
+        </w:rPr>
+      </w:pPr>
+    </w:p>
+    <w:p>
+      <w:pPr>
+        <w:pStyle w:val="ListParagraph"/>
+        <w:numPr>
+          <w:ilvl w:val="0"/>
+          <w:numId w:val="11"/>
+        </w:numPr>
+        <w:rPr>
+          <w:lang w:val="en-US"/>
+        </w:rPr>
+      </w:pPr>
+      <w:r>
+        <w:rPr>
+          <w:lang w:val="en-US"/>
+        </w:rPr>
+        <w:t xml:space="preserve">Add </w:t>
+      </w:r>
+      <w:proofErr w:type="gramStart"/>
+      <w:r>
+        <w:rPr>
+          <w:lang w:val="en-US"/>
+        </w:rPr>
+        <w:t>these code</w:t>
+      </w:r>
+      <w:proofErr w:type="gramEnd"/>
+      <w:r>
+        <w:rPr>
+          <w:lang w:val="en-US"/>
+        </w:rPr>
+        <w:t xml:space="preserve"> in </w:t>
+      </w:r>
+      <w:proofErr w:type="spellStart"/>
+      <w:r>
+        <w:rPr>
+          <w:lang w:val="en-US"/>
+        </w:rPr>
+        <w:t>package.json</w:t>
+      </w:r>
+      <w:proofErr w:type="spellEnd"/>
+      <w:r>
+        <w:rPr>
+          <w:lang w:val="en-US"/>
+        </w:rPr>
+        <w:t xml:space="preserve"> file</w:t>
       </w:r>
     </w:p>
     <w:p>
@@ -1318,8 +1970,16 @@
         <w:rPr>
           <w:lang w:val="en-US"/>
         </w:rPr>
-        <w:t>"scripts": {</w:t>
-      </w:r>
+        <w:t>"scripts</w:t>
+      </w:r>
+      <w:proofErr w:type="gramStart"/>
+      <w:r>
+        <w:rPr>
+          <w:lang w:val="en-US"/>
+        </w:rPr>
+        <w:t>": {</w:t>
+      </w:r>
+      <w:proofErr w:type="gramEnd"/>
     </w:p>
     <w:p>
       <w:pPr>
@@ -1339,51 +1999,176 @@
           <w:highlight w:val="yellow"/>
           <w:lang w:val="en-US"/>
         </w:rPr>
-        <w:t>"test": "vitest",</w:t>
-      </w:r>
-    </w:p>
-    <w:p>
-      <w:pPr>
-        <w:rPr>
-          <w:highlight w:val="yellow"/>
-          <w:lang w:val="en-US"/>
-        </w:rPr>
-      </w:pPr>
-      <w:r>
-        <w:rPr>
-          <w:highlight w:val="yellow"/>
-          <w:lang w:val="en-US"/>
-        </w:rPr>
-        <w:t xml:space="preserve">    "test:watch": "vitest --watch",</w:t>
-      </w:r>
-    </w:p>
-    <w:p>
-      <w:pPr>
-        <w:rPr>
-          <w:highlight w:val="yellow"/>
-          <w:lang w:val="en-US"/>
-        </w:rPr>
-      </w:pPr>
-      <w:r>
-        <w:rPr>
-          <w:highlight w:val="yellow"/>
-          <w:lang w:val="en-US"/>
-        </w:rPr>
-        <w:t xml:space="preserve">    "test:coverage": "vitest run --coverage",</w:t>
-      </w:r>
-    </w:p>
-    <w:p>
-      <w:pPr>
-        <w:rPr>
-          <w:lang w:val="en-US"/>
-        </w:rPr>
-      </w:pPr>
-      <w:r>
-        <w:rPr>
-          <w:highlight w:val="yellow"/>
-          <w:lang w:val="en-US"/>
-        </w:rPr>
-        <w:t xml:space="preserve">    "test:coverage:report": "vitest run --coverage --reporter=html"</w:t>
+        <w:t>"test": "</w:t>
+      </w:r>
+      <w:proofErr w:type="spellStart"/>
+      <w:r>
+        <w:rPr>
+          <w:highlight w:val="yellow"/>
+          <w:lang w:val="en-US"/>
+        </w:rPr>
+        <w:t>vitest</w:t>
+      </w:r>
+      <w:proofErr w:type="spellEnd"/>
+      <w:r>
+        <w:rPr>
+          <w:highlight w:val="yellow"/>
+          <w:lang w:val="en-US"/>
+        </w:rPr>
+        <w:t>",</w:t>
+      </w:r>
+    </w:p>
+    <w:p>
+      <w:pPr>
+        <w:rPr>
+          <w:highlight w:val="yellow"/>
+          <w:lang w:val="en-US"/>
+        </w:rPr>
+      </w:pPr>
+      <w:r>
+        <w:rPr>
+          <w:highlight w:val="yellow"/>
+          <w:lang w:val="en-US"/>
+        </w:rPr>
+        <w:t xml:space="preserve">    "</w:t>
+      </w:r>
+      <w:proofErr w:type="spellStart"/>
+      <w:proofErr w:type="gramStart"/>
+      <w:r>
+        <w:rPr>
+          <w:highlight w:val="yellow"/>
+          <w:lang w:val="en-US"/>
+        </w:rPr>
+        <w:t>test:watch</w:t>
+      </w:r>
+      <w:proofErr w:type="spellEnd"/>
+      <w:proofErr w:type="gramEnd"/>
+      <w:r>
+        <w:rPr>
+          <w:highlight w:val="yellow"/>
+          <w:lang w:val="en-US"/>
+        </w:rPr>
+        <w:t>": "</w:t>
+      </w:r>
+      <w:proofErr w:type="spellStart"/>
+      <w:r>
+        <w:rPr>
+          <w:highlight w:val="yellow"/>
+          <w:lang w:val="en-US"/>
+        </w:rPr>
+        <w:t>vitest</w:t>
+      </w:r>
+      <w:proofErr w:type="spellEnd"/>
+      <w:r>
+        <w:rPr>
+          <w:highlight w:val="yellow"/>
+          <w:lang w:val="en-US"/>
+        </w:rPr>
+        <w:t xml:space="preserve"> --watch",</w:t>
+      </w:r>
+    </w:p>
+    <w:p>
+      <w:pPr>
+        <w:rPr>
+          <w:highlight w:val="yellow"/>
+          <w:lang w:val="en-US"/>
+        </w:rPr>
+      </w:pPr>
+      <w:r>
+        <w:rPr>
+          <w:highlight w:val="yellow"/>
+          <w:lang w:val="en-US"/>
+        </w:rPr>
+        <w:t xml:space="preserve">    "</w:t>
+      </w:r>
+      <w:proofErr w:type="spellStart"/>
+      <w:proofErr w:type="gramStart"/>
+      <w:r>
+        <w:rPr>
+          <w:highlight w:val="yellow"/>
+          <w:lang w:val="en-US"/>
+        </w:rPr>
+        <w:t>test:coverage</w:t>
+      </w:r>
+      <w:proofErr w:type="spellEnd"/>
+      <w:proofErr w:type="gramEnd"/>
+      <w:r>
+        <w:rPr>
+          <w:highlight w:val="yellow"/>
+          <w:lang w:val="en-US"/>
+        </w:rPr>
+        <w:t>": "</w:t>
+      </w:r>
+      <w:proofErr w:type="spellStart"/>
+      <w:r>
+        <w:rPr>
+          <w:highlight w:val="yellow"/>
+          <w:lang w:val="en-US"/>
+        </w:rPr>
+        <w:t>vitest</w:t>
+      </w:r>
+      <w:proofErr w:type="spellEnd"/>
+      <w:r>
+        <w:rPr>
+          <w:highlight w:val="yellow"/>
+          <w:lang w:val="en-US"/>
+        </w:rPr>
+        <w:t xml:space="preserve"> run --coverage",</w:t>
+      </w:r>
+    </w:p>
+    <w:p>
+      <w:pPr>
+        <w:rPr>
+          <w:lang w:val="en-US"/>
+        </w:rPr>
+      </w:pPr>
+      <w:r>
+        <w:rPr>
+          <w:highlight w:val="yellow"/>
+          <w:lang w:val="en-US"/>
+        </w:rPr>
+        <w:t xml:space="preserve">    "</w:t>
+      </w:r>
+      <w:proofErr w:type="spellStart"/>
+      <w:proofErr w:type="gramStart"/>
+      <w:r>
+        <w:rPr>
+          <w:highlight w:val="yellow"/>
+          <w:lang w:val="en-US"/>
+        </w:rPr>
+        <w:t>test:coverage</w:t>
+      </w:r>
+      <w:proofErr w:type="gramEnd"/>
+      <w:r>
+        <w:rPr>
+          <w:highlight w:val="yellow"/>
+          <w:lang w:val="en-US"/>
+        </w:rPr>
+        <w:t>:report</w:t>
+      </w:r>
+      <w:proofErr w:type="spellEnd"/>
+      <w:r>
+        <w:rPr>
+          <w:highlight w:val="yellow"/>
+          <w:lang w:val="en-US"/>
+        </w:rPr>
+        <w:t>": "</w:t>
+      </w:r>
+      <w:proofErr w:type="spellStart"/>
+      <w:r>
+        <w:rPr>
+          <w:highlight w:val="yellow"/>
+          <w:lang w:val="en-US"/>
+        </w:rPr>
+        <w:t>vitest</w:t>
+      </w:r>
+      <w:proofErr w:type="spellEnd"/>
+      <w:r>
+        <w:rPr>
+          <w:highlight w:val="yellow"/>
+          <w:lang w:val="en-US"/>
+        </w:rPr>
+        <w:t xml:space="preserve"> run --coverage --reporter=html"</w:t>
       </w:r>
     </w:p>
     <w:p>
@@ -1769,6 +2554,95 @@
     </w:lvl>
   </w:abstractNum>
   <w:abstractNum w:abstractNumId="3" w15:restartNumberingAfterBreak="0">
+    <w:nsid w:val="25E4543E"/>
+    <w:multiLevelType w:val="hybridMultilevel"/>
+    <w:tmpl w:val="F09E8580"/>
+    <w:lvl w:ilvl="0" w:tplc="4009000F">
+      <w:start w:val="1"/>
+      <w:numFmt w:val="decimal"/>
+      <w:lvlText w:val="%1."/>
+      <w:lvlJc w:val="left"/>
+      <w:pPr>
+        <w:ind w:left="720" w:hanging="360"/>
+      </w:pPr>
+      <w:rPr>
+        <w:rFonts w:hint="default"/>
+      </w:rPr>
+    </w:lvl>
+    <w:lvl w:ilvl="1" w:tplc="40090019" w:tentative="1">
+      <w:start w:val="1"/>
+      <w:numFmt w:val="lowerLetter"/>
+      <w:lvlText w:val="%2."/>
+      <w:lvlJc w:val="left"/>
+      <w:pPr>
+        <w:ind w:left="1440" w:hanging="360"/>
+      </w:pPr>
+    </w:lvl>
+    <w:lvl w:ilvl="2" w:tplc="4009001B" w:tentative="1">
+      <w:start w:val="1"/>
+      <w:numFmt w:val="lowerRoman"/>
+      <w:lvlText w:val="%3."/>
+      <w:lvlJc w:val="right"/>
+      <w:pPr>
+        <w:ind w:left="2160" w:hanging="180"/>
+      </w:pPr>
+    </w:lvl>
+    <w:lvl w:ilvl="3" w:tplc="4009000F" w:tentative="1">
+      <w:start w:val="1"/>
+      <w:numFmt w:val="decimal"/>
+      <w:lvlText w:val="%4."/>
+      <w:lvlJc w:val="left"/>
+      <w:pPr>
+        <w:ind w:left="2880" w:hanging="360"/>
+      </w:pPr>
+    </w:lvl>
+    <w:lvl w:ilvl="4" w:tplc="40090019" w:tentative="1">
+      <w:start w:val="1"/>
+      <w:numFmt w:val="lowerLetter"/>
+      <w:lvlText w:val="%5."/>
+      <w:lvlJc w:val="left"/>
+      <w:pPr>
+        <w:ind w:left="3600" w:hanging="360"/>
+      </w:pPr>
+    </w:lvl>
+    <w:lvl w:ilvl="5" w:tplc="4009001B" w:tentative="1">
+      <w:start w:val="1"/>
+      <w:numFmt w:val="lowerRoman"/>
+      <w:lvlText w:val="%6."/>
+      <w:lvlJc w:val="right"/>
+      <w:pPr>
+        <w:ind w:left="4320" w:hanging="180"/>
+      </w:pPr>
+    </w:lvl>
+    <w:lvl w:ilvl="6" w:tplc="4009000F" w:tentative="1">
+      <w:start w:val="1"/>
+      <w:numFmt w:val="decimal"/>
+      <w:lvlText w:val="%7."/>
+      <w:lvlJc w:val="left"/>
+      <w:pPr>
+        <w:ind w:left="5040" w:hanging="360"/>
+      </w:pPr>
+    </w:lvl>
+    <w:lvl w:ilvl="7" w:tplc="40090019" w:tentative="1">
+      <w:start w:val="1"/>
+      <w:numFmt w:val="lowerLetter"/>
+      <w:lvlText w:val="%8."/>
+      <w:lvlJc w:val="left"/>
+      <w:pPr>
+        <w:ind w:left="5760" w:hanging="360"/>
+      </w:pPr>
+    </w:lvl>
+    <w:lvl w:ilvl="8" w:tplc="4009001B" w:tentative="1">
+      <w:start w:val="1"/>
+      <w:numFmt w:val="lowerRoman"/>
+      <w:lvlText w:val="%9."/>
+      <w:lvlJc w:val="right"/>
+      <w:pPr>
+        <w:ind w:left="6480" w:hanging="180"/>
+      </w:pPr>
+    </w:lvl>
+  </w:abstractNum>
+  <w:abstractNum w:abstractNumId="4" w15:restartNumberingAfterBreak="0">
     <w:nsid w:val="330A3A36"/>
     <w:multiLevelType w:val="hybridMultilevel"/>
     <w:tmpl w:val="099E7452"/>
@@ -1857,7 +2731,7 @@
       </w:pPr>
     </w:lvl>
   </w:abstractNum>
-  <w:abstractNum w:abstractNumId="4" w15:restartNumberingAfterBreak="0">
+  <w:abstractNum w:abstractNumId="5" w15:restartNumberingAfterBreak="0">
     <w:nsid w:val="3C804B31"/>
     <w:multiLevelType w:val="hybridMultilevel"/>
     <w:tmpl w:val="C48A7378"/>
@@ -1946,7 +2820,7 @@
       </w:pPr>
     </w:lvl>
   </w:abstractNum>
-  <w:abstractNum w:abstractNumId="5" w15:restartNumberingAfterBreak="0">
+  <w:abstractNum w:abstractNumId="6" w15:restartNumberingAfterBreak="0">
     <w:nsid w:val="58241691"/>
     <w:multiLevelType w:val="hybridMultilevel"/>
     <w:tmpl w:val="BF103D2E"/>
@@ -2035,7 +2909,7 @@
       </w:pPr>
     </w:lvl>
   </w:abstractNum>
-  <w:abstractNum w:abstractNumId="6" w15:restartNumberingAfterBreak="0">
+  <w:abstractNum w:abstractNumId="7" w15:restartNumberingAfterBreak="0">
     <w:nsid w:val="752E32DF"/>
     <w:multiLevelType w:val="hybridMultilevel"/>
     <w:tmpl w:val="DC74E066"/>
@@ -2124,7 +2998,7 @@
       </w:pPr>
     </w:lvl>
   </w:abstractNum>
-  <w:abstractNum w:abstractNumId="7" w15:restartNumberingAfterBreak="0">
+  <w:abstractNum w:abstractNumId="8" w15:restartNumberingAfterBreak="0">
     <w:nsid w:val="783D7FEA"/>
     <w:multiLevelType w:val="hybridMultilevel"/>
     <w:tmpl w:val="D59ECED2"/>
@@ -2213,7 +3087,7 @@
       </w:pPr>
     </w:lvl>
   </w:abstractNum>
-  <w:abstractNum w:abstractNumId="8" w15:restartNumberingAfterBreak="0">
+  <w:abstractNum w:abstractNumId="9" w15:restartNumberingAfterBreak="0">
     <w:nsid w:val="7DA575FB"/>
     <w:multiLevelType w:val="hybridMultilevel"/>
     <w:tmpl w:val="7A069C7A"/>
@@ -2302,7 +3176,7 @@
       </w:pPr>
     </w:lvl>
   </w:abstractNum>
-  <w:abstractNum w:abstractNumId="9" w15:restartNumberingAfterBreak="0">
+  <w:abstractNum w:abstractNumId="10" w15:restartNumberingAfterBreak="0">
     <w:nsid w:val="7F384F2D"/>
     <w:multiLevelType w:val="hybridMultilevel"/>
     <w:tmpl w:val="5358C610"/>
@@ -2392,34 +3266,37 @@
     </w:lvl>
   </w:abstractNum>
   <w:num w:numId="1" w16cid:durableId="1997760568">
+    <w:abstractNumId w:val="8"/>
+  </w:num>
+  <w:num w:numId="2" w16cid:durableId="633604992">
     <w:abstractNumId w:val="7"/>
   </w:num>
-  <w:num w:numId="2" w16cid:durableId="633604992">
-    <w:abstractNumId w:val="6"/>
-  </w:num>
   <w:num w:numId="3" w16cid:durableId="1998147382">
-    <w:abstractNumId w:val="3"/>
+    <w:abstractNumId w:val="4"/>
   </w:num>
   <w:num w:numId="4" w16cid:durableId="47145426">
     <w:abstractNumId w:val="0"/>
   </w:num>
   <w:num w:numId="5" w16cid:durableId="439765844">
-    <w:abstractNumId w:val="9"/>
+    <w:abstractNumId w:val="10"/>
   </w:num>
   <w:num w:numId="6" w16cid:durableId="1718583286">
-    <w:abstractNumId w:val="5"/>
+    <w:abstractNumId w:val="6"/>
   </w:num>
   <w:num w:numId="7" w16cid:durableId="1814522746">
     <w:abstractNumId w:val="2"/>
   </w:num>
   <w:num w:numId="8" w16cid:durableId="1033962790">
-    <w:abstractNumId w:val="8"/>
+    <w:abstractNumId w:val="9"/>
   </w:num>
   <w:num w:numId="9" w16cid:durableId="1531214618">
     <w:abstractNumId w:val="1"/>
   </w:num>
   <w:num w:numId="10" w16cid:durableId="6832528">
-    <w:abstractNumId w:val="4"/>
+    <w:abstractNumId w:val="5"/>
+  </w:num>
+  <w:num w:numId="11" w16cid:durableId="1854109786">
+    <w:abstractNumId w:val="3"/>
   </w:num>
 </w:numbering>
 </file>
